--- a/docs/DriX8_Fuel_Methods.docx
+++ b/docs/DriX8_Fuel_Methods.docx
@@ -68,7 +68,7 @@
           <w:color w:val="5B6B7A"/>
           <w:sz w:val="20"/>
         </w:rPr>
-        <w:t>12 August 2026</w:t>
+        <w:t>13 August 2026</w:t>
       </w:r>
     </w:p>
     <w:tbl>
@@ -4119,7 +4119,1227 @@
         <w:pStyle w:val="Heading1"/>
       </w:pPr>
       <w:r>
-        <w:t>7.  Verification</w:t>
+        <w:t>7.  Currents from the NOAA forecast</w:t>
+      </w:r>
+    </w:p>
+    <w:p>
+      <w:pPr>
+        <w:spacing w:after="120"/>
+      </w:pPr>
+      <w:r>
+        <w:rPr>
+          <w:rFonts w:ascii="Arial" w:hAnsi="Arial"/>
+          <w:b w:val="0"/>
+          <w:i w:val="0"/>
+          <w:sz w:val="20"/>
+        </w:rPr>
+        <w:t>A second data source, acquired and used differently from everything above. The endurance laws come from the vehicle's own recordings; the tidal current comes from an operational model published by NOAA, and it is the only part of the planner that touches a network. It is documented here because it is an input to a plan, and an input a reader may need to defend.</w:t>
+      </w:r>
+    </w:p>
+    <w:tbl>
+      <w:tblPr>
+        <w:tblW w:type="auto" w:w="0"/>
+        <w:jc w:val="center"/>
+        <w:tblLook w:firstColumn="1" w:firstRow="1" w:lastColumn="0" w:lastRow="0" w:noHBand="0" w:noVBand="1" w:val="04A0"/>
+      </w:tblPr>
+      <w:tblGrid>
+        <w:gridCol w:w="9360"/>
+      </w:tblGrid>
+      <w:tr>
+        <w:trPr>
+          <w:cantSplit/>
+        </w:trPr>
+        <w:tc>
+          <w:tcPr>
+            <w:tcW w:type="dxa" w:w="9072"/>
+            <w:shd w:val="clear" w:color="auto" w:fill="EEF3F9"/>
+          </w:tcPr>
+          <w:p>
+            <w:pPr>
+              <w:spacing w:after="40"/>
+            </w:pPr>
+            <w:r/>
+            <w:r>
+              <w:rPr>
+                <w:rFonts w:ascii="Arial" w:hAnsi="Arial"/>
+                <w:b/>
+                <w:color w:val="1F3B60"/>
+                <w:sz w:val="19"/>
+              </w:rPr>
+              <w:t>What it does NOT change</w:t>
+            </w:r>
+          </w:p>
+          <w:p>
+            <w:pPr>
+              <w:spacing w:after="40"/>
+            </w:pPr>
+            <w:r>
+              <w:rPr>
+                <w:rFonts w:ascii="Arial" w:hAnsi="Arial"/>
+                <w:sz w:val="18"/>
+              </w:rPr>
+              <w:t>No coefficient moves. model.json is untouched by any of this, the engine gained nothing, and no fitted value is involved. The forecast supplies two inputs that already existed — a leg's current speed and set — so an operator who types the tide in from a table gets exactly the same arithmetic. Never pressing the button leaves the planner as it was.</w:t>
+            </w:r>
+          </w:p>
+        </w:tc>
+      </w:tr>
+    </w:tbl>
+    <w:p>
+      <w:pPr>
+        <w:pStyle w:val="Heading2"/>
+      </w:pPr>
+      <w:r>
+        <w:t>7.1  Product, and the decision that mattered</w:t>
+      </w:r>
+    </w:p>
+    <w:p>
+      <w:pPr>
+        <w:spacing w:after="120"/>
+      </w:pPr>
+      <w:r>
+        <w:rPr>
+          <w:rFonts w:ascii="Arial" w:hAnsi="Arial"/>
+          <w:b w:val="0"/>
+          <w:i w:val="0"/>
+          <w:sz w:val="20"/>
+        </w:rPr>
+        <w:t>NOAA publishes the Delaware Bay Operational Forecast System over OPeNDAP in two forms. The native ROMS output carries velocities on a curvilinear grid in GRID axes on staggered points: using it means averaging u and v onto rho points and rotating every cell by its own angle before a bearing means anything. The regridded product is rectilinear and already true-referenced.</w:t>
+      </w:r>
+    </w:p>
+    <w:p>
+      <w:pPr>
+        <w:spacing w:after="120"/>
+      </w:pPr>
+      <w:r>
+        <w:rPr>
+          <w:rFonts w:ascii="Arial" w:hAnsi="Arial"/>
+          <w:b w:val="0"/>
+          <w:i w:val="0"/>
+          <w:sz w:val="20"/>
+        </w:rPr>
+        <w:t>This reads the regridded product, because the two operations the native one needs are exactly the two that fail SILENTLY — get the rotation wrong and every set is out by tens of degrees while every speed still looks reasonable. That shortcut is therefore evidenced rather than assumed: currents.py crosscheck performs the native path by hand and compares, and the two agree to a median 0.07 kt and 1.0°.</w:t>
+      </w:r>
+    </w:p>
+    <w:p>
+      <w:pPr>
+        <w:pStyle w:val="Heading2"/>
+      </w:pPr>
+      <w:r>
+        <w:t>7.2  What a cycle is, and which one answers</w:t>
+      </w:r>
+    </w:p>
+    <w:tbl>
+      <w:tblPr>
+        <w:tblW w:type="auto" w:w="0"/>
+        <w:jc w:val="center"/>
+        <w:tblLayout w:type="fixed"/>
+        <w:tblLook w:firstColumn="1" w:firstRow="1" w:lastColumn="0" w:lastRow="0" w:noHBand="0" w:noVBand="1" w:val="04A0"/>
+      </w:tblPr>
+      <w:tblGrid>
+        <w:gridCol w:w="4680"/>
+        <w:gridCol w:w="4680"/>
+      </w:tblGrid>
+      <w:tr>
+        <w:tc>
+          <w:tcPr>
+            <w:tcW w:type="dxa" w:w="3744"/>
+            <w:shd w:val="clear" w:color="auto" w:fill="1F3B60"/>
+          </w:tcPr>
+          <w:p>
+            <w:pPr>
+              <w:spacing w:after="40"/>
+            </w:pPr>
+            <w:r/>
+            <w:r>
+              <w:rPr>
+                <w:rFonts w:ascii="Arial" w:hAnsi="Arial"/>
+                <w:b/>
+                <w:color w:val="FFFFFF"/>
+                <w:sz w:val="17"/>
+              </w:rPr>
+              <w:t>Property</w:t>
+            </w:r>
+          </w:p>
+        </w:tc>
+        <w:tc>
+          <w:tcPr>
+            <w:tcW w:type="dxa" w:w="4608"/>
+            <w:shd w:val="clear" w:color="auto" w:fill="1F3B60"/>
+          </w:tcPr>
+          <w:p>
+            <w:pPr>
+              <w:spacing w:after="40"/>
+              <w:jc w:val="right"/>
+            </w:pPr>
+            <w:r/>
+            <w:r>
+              <w:rPr>
+                <w:rFonts w:ascii="Arial" w:hAnsi="Arial"/>
+                <w:b/>
+                <w:color w:val="FFFFFF"/>
+                <w:sz w:val="17"/>
+              </w:rPr>
+              <w:t>Value</w:t>
+            </w:r>
+          </w:p>
+        </w:tc>
+      </w:tr>
+      <w:tr>
+        <w:tc>
+          <w:tcPr>
+            <w:tcW w:type="dxa" w:w="3744"/>
+          </w:tcPr>
+          <w:p>
+            <w:pPr>
+              <w:spacing w:after="40"/>
+            </w:pPr>
+            <w:r/>
+            <w:r>
+              <w:rPr>
+                <w:rFonts w:ascii="Arial" w:hAnsi="Arial"/>
+                <w:sz w:val="17"/>
+              </w:rPr>
+              <w:t>Nowcast hours (up to the cycle time)</w:t>
+            </w:r>
+          </w:p>
+        </w:tc>
+        <w:tc>
+          <w:tcPr>
+            <w:tcW w:type="dxa" w:w="4608"/>
+          </w:tcPr>
+          <w:p>
+            <w:pPr>
+              <w:spacing w:after="40"/>
+              <w:jc w:val="right"/>
+            </w:pPr>
+            <w:r/>
+            <w:r>
+              <w:rPr>
+                <w:rFonts w:ascii="Arial" w:hAnsi="Arial"/>
+                <w:sz w:val="17"/>
+              </w:rPr>
+              <w:t>6</w:t>
+            </w:r>
+          </w:p>
+        </w:tc>
+      </w:tr>
+      <w:tr>
+        <w:tc>
+          <w:tcPr>
+            <w:tcW w:type="dxa" w:w="3744"/>
+            <w:shd w:val="clear" w:color="auto" w:fill="F2F5F8"/>
+          </w:tcPr>
+          <w:p>
+            <w:pPr>
+              <w:spacing w:after="40"/>
+            </w:pPr>
+            <w:r/>
+            <w:r>
+              <w:rPr>
+                <w:rFonts w:ascii="Arial" w:hAnsi="Arial"/>
+                <w:sz w:val="17"/>
+              </w:rPr>
+              <w:t>Forecast hours (after it)</w:t>
+            </w:r>
+          </w:p>
+        </w:tc>
+        <w:tc>
+          <w:tcPr>
+            <w:tcW w:type="dxa" w:w="4608"/>
+            <w:shd w:val="clear" w:color="auto" w:fill="F2F5F8"/>
+          </w:tcPr>
+          <w:p>
+            <w:pPr>
+              <w:spacing w:after="40"/>
+              <w:jc w:val="right"/>
+            </w:pPr>
+            <w:r/>
+            <w:r>
+              <w:rPr>
+                <w:rFonts w:ascii="Arial" w:hAnsi="Arial"/>
+                <w:sz w:val="17"/>
+              </w:rPr>
+              <w:t>48</w:t>
+            </w:r>
+          </w:p>
+        </w:tc>
+      </w:tr>
+      <w:tr>
+        <w:tc>
+          <w:tcPr>
+            <w:tcW w:type="dxa" w:w="3744"/>
+          </w:tcPr>
+          <w:p>
+            <w:pPr>
+              <w:spacing w:after="40"/>
+            </w:pPr>
+            <w:r/>
+            <w:r>
+              <w:rPr>
+                <w:rFonts w:ascii="Arial" w:hAnsi="Arial"/>
+                <w:sz w:val="17"/>
+              </w:rPr>
+              <w:t>Frames per cycle</w:t>
+            </w:r>
+          </w:p>
+        </w:tc>
+        <w:tc>
+          <w:tcPr>
+            <w:tcW w:type="dxa" w:w="4608"/>
+          </w:tcPr>
+          <w:p>
+            <w:pPr>
+              <w:spacing w:after="40"/>
+              <w:jc w:val="right"/>
+            </w:pPr>
+            <w:r/>
+            <w:r>
+              <w:rPr>
+                <w:rFonts w:ascii="Arial" w:hAnsi="Arial"/>
+                <w:sz w:val="17"/>
+              </w:rPr>
+              <w:t>54 hourly</w:t>
+            </w:r>
+          </w:p>
+        </w:tc>
+      </w:tr>
+      <w:tr>
+        <w:tc>
+          <w:tcPr>
+            <w:tcW w:type="dxa" w:w="3744"/>
+            <w:shd w:val="clear" w:color="auto" w:fill="F2F5F8"/>
+          </w:tcPr>
+          <w:p>
+            <w:pPr>
+              <w:spacing w:after="40"/>
+            </w:pPr>
+            <w:r/>
+            <w:r>
+              <w:rPr>
+                <w:rFonts w:ascii="Arial" w:hAnsi="Arial"/>
+                <w:sz w:val="17"/>
+              </w:rPr>
+              <w:t>Span</w:t>
+            </w:r>
+          </w:p>
+        </w:tc>
+        <w:tc>
+          <w:tcPr>
+            <w:tcW w:type="dxa" w:w="4608"/>
+            <w:shd w:val="clear" w:color="auto" w:fill="F2F5F8"/>
+          </w:tcPr>
+          <w:p>
+            <w:pPr>
+              <w:spacing w:after="40"/>
+              <w:jc w:val="right"/>
+            </w:pPr>
+            <w:r/>
+            <w:r>
+              <w:rPr>
+                <w:rFonts w:ascii="Arial" w:hAnsi="Arial"/>
+                <w:sz w:val="17"/>
+              </w:rPr>
+              <w:t>53 h</w:t>
+            </w:r>
+          </w:p>
+        </w:tc>
+      </w:tr>
+      <w:tr>
+        <w:tc>
+          <w:tcPr>
+            <w:tcW w:type="dxa" w:w="3744"/>
+          </w:tcPr>
+          <w:p>
+            <w:pPr>
+              <w:spacing w:after="40"/>
+            </w:pPr>
+            <w:r/>
+            <w:r>
+              <w:rPr>
+                <w:rFonts w:ascii="Arial" w:hAnsi="Arial"/>
+                <w:sz w:val="17"/>
+              </w:rPr>
+              <w:t>Layer</w:t>
+            </w:r>
+          </w:p>
+        </w:tc>
+        <w:tc>
+          <w:tcPr>
+            <w:tcW w:type="dxa" w:w="4608"/>
+          </w:tcPr>
+          <w:p>
+            <w:pPr>
+              <w:spacing w:after="40"/>
+              <w:jc w:val="right"/>
+            </w:pPr>
+            <w:r/>
+            <w:r>
+              <w:rPr>
+                <w:rFonts w:ascii="Arial" w:hAnsi="Arial"/>
+                <w:sz w:val="17"/>
+              </w:rPr>
+              <w:t>surface only (depth 0 m)</w:t>
+            </w:r>
+          </w:p>
+        </w:tc>
+      </w:tr>
+      <w:tr>
+        <w:tc>
+          <w:tcPr>
+            <w:tcW w:type="dxa" w:w="3744"/>
+            <w:shd w:val="clear" w:color="auto" w:fill="F2F5F8"/>
+          </w:tcPr>
+          <w:p>
+            <w:pPr>
+              <w:spacing w:after="40"/>
+            </w:pPr>
+            <w:r/>
+            <w:r>
+              <w:rPr>
+                <w:rFonts w:ascii="Arial" w:hAnsi="Arial"/>
+                <w:sz w:val="17"/>
+              </w:rPr>
+              <w:t>Archive NOAA serves</w:t>
+            </w:r>
+          </w:p>
+        </w:tc>
+        <w:tc>
+          <w:tcPr>
+            <w:tcW w:type="dxa" w:w="4608"/>
+            <w:shd w:val="clear" w:color="auto" w:fill="F2F5F8"/>
+          </w:tcPr>
+          <w:p>
+            <w:pPr>
+              <w:spacing w:after="40"/>
+              <w:jc w:val="right"/>
+            </w:pPr>
+            <w:r/>
+            <w:r>
+              <w:rPr>
+                <w:rFonts w:ascii="Arial" w:hAnsi="Arial"/>
+                <w:sz w:val="17"/>
+              </w:rPr>
+              <w:t>about 2 days</w:t>
+            </w:r>
+          </w:p>
+        </w:tc>
+      </w:tr>
+      <w:tr>
+        <w:tc>
+          <w:tcPr>
+            <w:tcW w:type="dxa" w:w="3744"/>
+          </w:tcPr>
+          <w:p>
+            <w:pPr>
+              <w:spacing w:after="40"/>
+            </w:pPr>
+            <w:r/>
+            <w:r>
+              <w:rPr>
+                <w:rFonts w:ascii="Arial" w:hAnsi="Arial"/>
+                <w:sz w:val="17"/>
+              </w:rPr>
+              <w:t>Projection reach</w:t>
+            </w:r>
+          </w:p>
+        </w:tc>
+        <w:tc>
+          <w:tcPr>
+            <w:tcW w:type="dxa" w:w="4608"/>
+          </w:tcPr>
+          <w:p>
+            <w:pPr>
+              <w:spacing w:after="40"/>
+              <w:jc w:val="right"/>
+            </w:pPr>
+            <w:r/>
+            <w:r>
+              <w:rPr>
+                <w:rFonts w:ascii="Arial" w:hAnsi="Arial"/>
+                <w:sz w:val="17"/>
+              </w:rPr>
+              <w:t>3 tidal cycles (37.3 h)</w:t>
+            </w:r>
+          </w:p>
+        </w:tc>
+      </w:tr>
+    </w:tbl>
+    <w:p>
+      <w:pPr>
+        <w:spacing w:after="200"/>
+      </w:pPr>
+      <w:r>
+        <w:rPr>
+          <w:rFonts w:ascii="Arial" w:hAnsi="Arial"/>
+          <w:b w:val="0"/>
+          <w:i/>
+          <w:color w:val="5B6B7A"/>
+          <w:sz w:val="16"/>
+        </w:rPr>
+        <w:t>Table 5 — Cycle shape and the limits around it, read from currents.py at build time.</w:t>
+      </w:r>
+    </w:p>
+    <w:p>
+      <w:pPr>
+        <w:spacing w:after="120"/>
+      </w:pPr>
+      <w:r>
+        <w:rPr>
+          <w:rFonts w:ascii="Arial" w:hAnsi="Arial"/>
+          <w:b w:val="0"/>
+          <w:i w:val="0"/>
+          <w:sz w:val="20"/>
+        </w:rPr>
+        <w:t>A requested time is answered by a ladder, and real data always beats an estimate: a cached cycle covering the window; else a cycle NOAA still serves covering it, found from the catalog for the price of one page rather than a 33 MB download, and fetched; else a projection; else a refusal. Cycle selection checks the BOX as well as the span — a cycle fetched for one operating area cannot answer for another, and without that check it would report no water on every leg, which reads like a forecast of slack water rather than the wrong file.</w:t>
+      </w:r>
+    </w:p>
+    <w:p>
+      <w:pPr>
+        <w:pStyle w:val="Heading2"/>
+      </w:pPr>
+      <w:r>
+        <w:t>7.3  Projection, and what it is worth</w:t>
+      </w:r>
+    </w:p>
+    <w:p>
+      <w:pPr>
+        <w:spacing w:after="120"/>
+      </w:pPr>
+      <w:r>
+        <w:rPr>
+          <w:rFonts w:ascii="Arial" w:hAnsi="Arial"/>
+          <w:b w:val="0"/>
+          <w:i w:val="0"/>
+          <w:sz w:val="20"/>
+        </w:rPr>
+        <w:t>The current here is semidiurnal, so a time the forecast cannot reach is estimated from the value one M2 period (12.4206 h) away — never by holding the last value, and never by extrapolating a line through a reversing tide. That is a measurement rather than a preference:</w:t>
+      </w:r>
+    </w:p>
+    <w:tbl>
+      <w:tblPr>
+        <w:tblW w:type="auto" w:w="0"/>
+        <w:jc w:val="center"/>
+        <w:tblLayout w:type="fixed"/>
+        <w:tblLook w:firstColumn="1" w:firstRow="1" w:lastColumn="0" w:lastRow="0" w:noHBand="0" w:noVBand="1" w:val="04A0"/>
+      </w:tblPr>
+      <w:tblGrid>
+        <w:gridCol w:w="4680"/>
+        <w:gridCol w:w="4680"/>
+      </w:tblGrid>
+      <w:tr>
+        <w:tc>
+          <w:tcPr>
+            <w:tcW w:type="dxa" w:w="4320"/>
+            <w:shd w:val="clear" w:color="auto" w:fill="1F3B60"/>
+          </w:tcPr>
+          <w:p>
+            <w:pPr>
+              <w:spacing w:after="40"/>
+            </w:pPr>
+            <w:r/>
+            <w:r>
+              <w:rPr>
+                <w:rFonts w:ascii="Arial" w:hAnsi="Arial"/>
+                <w:b/>
+                <w:color w:val="FFFFFF"/>
+                <w:sz w:val="17"/>
+              </w:rPr>
+              <w:t>Method</w:t>
+            </w:r>
+          </w:p>
+        </w:tc>
+        <w:tc>
+          <w:tcPr>
+            <w:tcW w:type="dxa" w:w="4032"/>
+            <w:shd w:val="clear" w:color="auto" w:fill="1F3B60"/>
+          </w:tcPr>
+          <w:p>
+            <w:pPr>
+              <w:spacing w:after="40"/>
+              <w:jc w:val="right"/>
+            </w:pPr>
+            <w:r/>
+            <w:r>
+              <w:rPr>
+                <w:rFonts w:ascii="Arial" w:hAnsi="Arial"/>
+                <w:b/>
+                <w:color w:val="FFFFFF"/>
+                <w:sz w:val="17"/>
+              </w:rPr>
+              <w:t>RMS error against the model</w:t>
+            </w:r>
+          </w:p>
+        </w:tc>
+      </w:tr>
+      <w:tr>
+        <w:tc>
+          <w:tcPr>
+            <w:tcW w:type="dxa" w:w="4320"/>
+          </w:tcPr>
+          <w:p>
+            <w:pPr>
+              <w:spacing w:after="40"/>
+            </w:pPr>
+            <w:r/>
+            <w:r>
+              <w:rPr>
+                <w:rFonts w:ascii="Arial" w:hAnsi="Arial"/>
+                <w:sz w:val="17"/>
+              </w:rPr>
+              <w:t>Project 1 cycle (12.4 h)</w:t>
+            </w:r>
+          </w:p>
+        </w:tc>
+        <w:tc>
+          <w:tcPr>
+            <w:tcW w:type="dxa" w:w="4032"/>
+          </w:tcPr>
+          <w:p>
+            <w:pPr>
+              <w:spacing w:after="40"/>
+              <w:jc w:val="right"/>
+            </w:pPr>
+            <w:r/>
+            <w:r>
+              <w:rPr>
+                <w:rFonts w:ascii="Arial" w:hAnsi="Arial"/>
+                <w:sz w:val="17"/>
+              </w:rPr>
+              <w:t>0.19 kt</w:t>
+            </w:r>
+          </w:p>
+        </w:tc>
+      </w:tr>
+      <w:tr>
+        <w:tc>
+          <w:tcPr>
+            <w:tcW w:type="dxa" w:w="4320"/>
+            <w:shd w:val="clear" w:color="auto" w:fill="F2F5F8"/>
+          </w:tcPr>
+          <w:p>
+            <w:pPr>
+              <w:spacing w:after="40"/>
+            </w:pPr>
+            <w:r/>
+            <w:r>
+              <w:rPr>
+                <w:rFonts w:ascii="Arial" w:hAnsi="Arial"/>
+                <w:sz w:val="17"/>
+              </w:rPr>
+              <w:t>Project 2 cycles (24.8 h)</w:t>
+            </w:r>
+          </w:p>
+        </w:tc>
+        <w:tc>
+          <w:tcPr>
+            <w:tcW w:type="dxa" w:w="4032"/>
+            <w:shd w:val="clear" w:color="auto" w:fill="F2F5F8"/>
+          </w:tcPr>
+          <w:p>
+            <w:pPr>
+              <w:spacing w:after="40"/>
+              <w:jc w:val="right"/>
+            </w:pPr>
+            <w:r/>
+            <w:r>
+              <w:rPr>
+                <w:rFonts w:ascii="Arial" w:hAnsi="Arial"/>
+                <w:sz w:val="17"/>
+              </w:rPr>
+              <w:t>0.14 kt</w:t>
+            </w:r>
+          </w:p>
+        </w:tc>
+      </w:tr>
+      <w:tr>
+        <w:tc>
+          <w:tcPr>
+            <w:tcW w:type="dxa" w:w="4320"/>
+          </w:tcPr>
+          <w:p>
+            <w:pPr>
+              <w:spacing w:after="40"/>
+            </w:pPr>
+            <w:r/>
+            <w:r>
+              <w:rPr>
+                <w:rFonts w:ascii="Arial" w:hAnsi="Arial"/>
+                <w:sz w:val="17"/>
+              </w:rPr>
+              <w:t>Project 3 cycles (37.3 h)</w:t>
+            </w:r>
+          </w:p>
+        </w:tc>
+        <w:tc>
+          <w:tcPr>
+            <w:tcW w:type="dxa" w:w="4032"/>
+          </w:tcPr>
+          <w:p>
+            <w:pPr>
+              <w:spacing w:after="40"/>
+              <w:jc w:val="right"/>
+            </w:pPr>
+            <w:r/>
+            <w:r>
+              <w:rPr>
+                <w:rFonts w:ascii="Arial" w:hAnsi="Arial"/>
+                <w:sz w:val="17"/>
+              </w:rPr>
+              <w:t>0.21 kt</w:t>
+            </w:r>
+          </w:p>
+        </w:tc>
+      </w:tr>
+      <w:tr>
+        <w:tc>
+          <w:tcPr>
+            <w:tcW w:type="dxa" w:w="4320"/>
+            <w:shd w:val="clear" w:color="auto" w:fill="F2F5F8"/>
+          </w:tcPr>
+          <w:p>
+            <w:pPr>
+              <w:spacing w:after="40"/>
+            </w:pPr>
+            <w:r/>
+            <w:r>
+              <w:rPr>
+                <w:rFonts w:ascii="Arial" w:hAnsi="Arial"/>
+                <w:sz w:val="17"/>
+              </w:rPr>
+              <w:t>Hold the last value</w:t>
+            </w:r>
+          </w:p>
+        </w:tc>
+        <w:tc>
+          <w:tcPr>
+            <w:tcW w:type="dxa" w:w="4032"/>
+            <w:shd w:val="clear" w:color="auto" w:fill="F2F5F8"/>
+          </w:tcPr>
+          <w:p>
+            <w:pPr>
+              <w:spacing w:after="40"/>
+              <w:jc w:val="right"/>
+            </w:pPr>
+            <w:r/>
+            <w:r>
+              <w:rPr>
+                <w:rFonts w:ascii="Arial" w:hAnsi="Arial"/>
+                <w:sz w:val="17"/>
+              </w:rPr>
+              <w:t>0.57 – 2.21 kt</w:t>
+            </w:r>
+          </w:p>
+        </w:tc>
+      </w:tr>
+      <w:tr>
+        <w:tc>
+          <w:tcPr>
+            <w:tcW w:type="dxa" w:w="4320"/>
+          </w:tcPr>
+          <w:p>
+            <w:pPr>
+              <w:spacing w:after="40"/>
+            </w:pPr>
+            <w:r/>
+            <w:r>
+              <w:rPr>
+                <w:rFonts w:ascii="Arial" w:hAnsi="Arial"/>
+                <w:sz w:val="17"/>
+              </w:rPr>
+              <w:t>Assume slack water</w:t>
+            </w:r>
+          </w:p>
+        </w:tc>
+        <w:tc>
+          <w:tcPr>
+            <w:tcW w:type="dxa" w:w="4032"/>
+          </w:tcPr>
+          <w:p>
+            <w:pPr>
+              <w:spacing w:after="40"/>
+              <w:jc w:val="right"/>
+            </w:pPr>
+            <w:r/>
+            <w:r>
+              <w:rPr>
+                <w:rFonts w:ascii="Arial" w:hAnsi="Arial"/>
+                <w:sz w:val="17"/>
+              </w:rPr>
+              <w:t>0.36 – 1.46 kt</w:t>
+            </w:r>
+          </w:p>
+        </w:tc>
+      </w:tr>
+    </w:tbl>
+    <w:p>
+      <w:pPr>
+        <w:spacing w:after="200"/>
+      </w:pPr>
+      <w:r>
+        <w:rPr>
+          <w:rFonts w:ascii="Arial" w:hAnsi="Arial"/>
+          <w:b w:val="0"/>
+          <w:i/>
+          <w:color w:val="5B6B7A"/>
+          <w:sz w:val="16"/>
+        </w:rPr>
+        <w:t>Table 6 — Measured on dbofs_20260813_t00z across 258 samples (2026-08-13), reproducible with tools/projection_accuracy.py. Flat out to three cycles because a tide repeats rather than decays. At the bay entrance, where it runs to 2.2 kt, a projection lands within 0.27 kt while persistence is wrong by the whole tide.</w:t>
+      </w:r>
+    </w:p>
+    <w:p>
+      <w:pPr>
+        <w:spacing w:after="120"/>
+      </w:pPr>
+      <w:r>
+        <w:rPr>
+          <w:rFonts w:ascii="Arial" w:hAnsi="Arial"/>
+          <w:b w:val="0"/>
+          <w:i w:val="0"/>
+          <w:sz w:val="20"/>
+        </w:rPr>
+        <w:t>The reach is capped at 3 cycles for that reason and not because it is a round number: the error is flat that far because a tide repeats, but the non-tidal part — wind setup, river flow — does not repeat at all, and beyond about a day and a half there is no evidence in hand. Two things a projection never does: it never moves a POSITION, so a point with no model water is unanswered however the time is shifted; and it never happens silently — a projected leg is flagged in the response, named in its note, marked in the provenance label the mission report prints, and surfaced in the plan warnings.</w:t>
+      </w:r>
+    </w:p>
+    <w:p>
+      <w:pPr>
+        <w:pStyle w:val="Heading2"/>
+      </w:pPr>
+      <w:r>
+        <w:t>7.4  How a current reaches a plan</w:t>
+      </w:r>
+    </w:p>
+    <w:p>
+      <w:pPr>
+        <w:spacing w:after="120"/>
+      </w:pPr>
+      <w:r>
+        <w:rPr>
+          <w:rFonts w:ascii="Arial" w:hAnsi="Arial"/>
+          <w:b w:val="0"/>
+          <w:i w:val="0"/>
+          <w:sz w:val="20"/>
+        </w:rPr>
+        <w:t>There are exactly two seams, and they differ in resolution rather than in kind:</w:t>
+      </w:r>
+    </w:p>
+    <w:p>
+      <w:pPr>
+        <w:pStyle w:val="ListBullet"/>
+        <w:spacing w:after="60"/>
+      </w:pPr>
+      <w:r>
+        <w:rPr>
+          <w:rFonts w:ascii="Arial" w:hAnsi="Arial"/>
+          <w:b/>
+          <w:sz w:val="20"/>
+        </w:rPr>
+        <w:t xml:space="preserve">Per leg, one number each. </w:t>
+      </w:r>
+      <w:r>
+        <w:rPr>
+          <w:rFonts w:ascii="Arial" w:hAnsi="Arial"/>
+          <w:sz w:val="20"/>
+        </w:rPr>
+        <w:t>The mission is dead-reckoned from the departure position and time, each leg sampled along its own track at the time the vehicle would be there, and the samples vector-averaged. A survey holds position and only advances the clock, because a lawnmower ends roughly where it began and walking it down the first line's course would put the run home in the wrong water.</w:t>
+      </w:r>
+    </w:p>
+    <w:p>
+      <w:pPr>
+        <w:pStyle w:val="ListBullet"/>
+        <w:spacing w:after="60"/>
+      </w:pPr>
+      <w:r>
+        <w:rPr>
+          <w:rFonts w:ascii="Arial" w:hAnsi="Arial"/>
+          <w:b/>
+          <w:sz w:val="20"/>
+        </w:rPr>
+        <w:t xml:space="preserve">Along the track, a field. </w:t>
+      </w:r>
+      <w:r>
+        <w:rPr>
+          <w:rFonts w:ascii="Arial" w:hAnsi="Arial"/>
+          <w:sz w:val="20"/>
+        </w:rPr>
+        <w:t>Given geometry, the planner instead calls back once per RUN — per survey line, per transit segment — with where the vehicle is and how far into the mission, and takes the current there and then. This is what makes a turning tide real rather than averaged.</w:t>
+      </w:r>
+    </w:p>
+    <w:p>
+      <w:pPr>
+        <w:spacing w:after="120"/>
+      </w:pPr>
+      <w:r>
+        <w:rPr>
+          <w:rFonts w:ascii="Arial" w:hAnsi="Arial"/>
+          <w:b w:val="0"/>
+          <w:i w:val="0"/>
+          <w:sz w:val="20"/>
+        </w:rPr>
+        <w:t>Either way the current changes the FUEL and never the clock: the required speed over ground is converted to the speed through the water the hull must actually make, and that goes through the gondola's speed law to get RPM. A leg still takes distance divided by speed.</w:t>
+      </w:r>
+    </w:p>
+    <w:tbl>
+      <w:tblPr>
+        <w:tblW w:type="auto" w:w="0"/>
+        <w:jc w:val="center"/>
+        <w:tblLook w:firstColumn="1" w:firstRow="1" w:lastColumn="0" w:lastRow="0" w:noHBand="0" w:noVBand="1" w:val="04A0"/>
+      </w:tblPr>
+      <w:tblGrid>
+        <w:gridCol w:w="9360"/>
+      </w:tblGrid>
+      <w:tr>
+        <w:trPr>
+          <w:cantSplit/>
+        </w:trPr>
+        <w:tc>
+          <w:tcPr>
+            <w:tcW w:type="dxa" w:w="9072"/>
+            <w:shd w:val="clear" w:color="auto" w:fill="EEF3F9"/>
+          </w:tcPr>
+          <w:p>
+            <w:pPr>
+              <w:spacing w:after="40"/>
+            </w:pPr>
+            <w:r/>
+            <w:r>
+              <w:rPr>
+                <w:rFonts w:ascii="Arial" w:hAnsi="Arial"/>
+                <w:b/>
+                <w:color w:val="1F3B60"/>
+                <w:sz w:val="19"/>
+              </w:rPr>
+              <w:t>It is partly counted twice, and the leg note says so</w:t>
+            </w:r>
+          </w:p>
+          <w:p>
+            <w:pPr>
+              <w:spacing w:after="40"/>
+            </w:pPr>
+            <w:r>
+              <w:rPr>
+                <w:rFonts w:ascii="Arial" w:hAnsi="Arial"/>
+                <w:sz w:val="18"/>
+              </w:rPr>
+              <w:t>The speed law is fitted against speed over ground in an unrecorded tide, so some tidal effect is already inside it. Reading the tide off the forecast makes the INPUT better; it does not make the correction clean. The honest framing is "compare two plans" or "price today's tide", not "a calibrated tidal model". Removing it properly needs the same reciprocal-heading runs §9 already asks for.</w:t>
+            </w:r>
+          </w:p>
+        </w:tc>
+      </w:tr>
+    </w:tbl>
+    <w:p>
+      <w:pPr>
+        <w:pStyle w:val="Heading2"/>
+      </w:pPr>
+      <w:r>
+        <w:t>7.5  A worked example</w:t>
+      </w:r>
+    </w:p>
+    <w:p>
+      <w:pPr>
+        <w:spacing w:after="120"/>
+      </w:pPr>
+      <w:r>
+        <w:rPr>
+          <w:rFonts w:ascii="Arial" w:hAnsi="Arial"/>
+          <w:b w:val="0"/>
+          <w:i w:val="0"/>
+          <w:sz w:val="20"/>
+        </w:rPr>
+        <w:t>One mission, planned three ways, against a real cycle. Twelve miles out on 045, a 12 × 2 NM survey on 020, twelve miles home on 225, departing Lewes at midday UTC:</w:t>
+      </w:r>
+    </w:p>
+    <w:tbl>
+      <w:tblPr>
+        <w:tblW w:type="auto" w:w="0"/>
+        <w:jc w:val="center"/>
+        <w:tblLayout w:type="fixed"/>
+        <w:tblLook w:firstColumn="1" w:firstRow="1" w:lastColumn="0" w:lastRow="0" w:noHBand="0" w:noVBand="1" w:val="04A0"/>
+      </w:tblPr>
+      <w:tblGrid>
+        <w:gridCol w:w="3120"/>
+        <w:gridCol w:w="3120"/>
+        <w:gridCol w:w="3120"/>
+      </w:tblGrid>
+      <w:tr>
+        <w:tc>
+          <w:tcPr>
+            <w:tcW w:type="dxa" w:w="3888"/>
+            <w:shd w:val="clear" w:color="auto" w:fill="1F3B60"/>
+          </w:tcPr>
+          <w:p>
+            <w:pPr>
+              <w:spacing w:after="40"/>
+            </w:pPr>
+            <w:r/>
+            <w:r>
+              <w:rPr>
+                <w:rFonts w:ascii="Arial" w:hAnsi="Arial"/>
+                <w:b/>
+                <w:color w:val="FFFFFF"/>
+                <w:sz w:val="17"/>
+              </w:rPr>
+              <w:t>Planned with</w:t>
+            </w:r>
+          </w:p>
+        </w:tc>
+        <w:tc>
+          <w:tcPr>
+            <w:tcW w:type="dxa" w:w="2448"/>
+            <w:shd w:val="clear" w:color="auto" w:fill="1F3B60"/>
+          </w:tcPr>
+          <w:p>
+            <w:pPr>
+              <w:spacing w:after="40"/>
+              <w:jc w:val="right"/>
+            </w:pPr>
+            <w:r/>
+            <w:r>
+              <w:rPr>
+                <w:rFonts w:ascii="Arial" w:hAnsi="Arial"/>
+                <w:b/>
+                <w:color w:val="FFFFFF"/>
+                <w:sz w:val="17"/>
+              </w:rPr>
+              <w:t>Fuel</w:t>
+            </w:r>
+          </w:p>
+        </w:tc>
+        <w:tc>
+          <w:tcPr>
+            <w:tcW w:type="dxa" w:w="2016"/>
+            <w:shd w:val="clear" w:color="auto" w:fill="1F3B60"/>
+          </w:tcPr>
+          <w:p>
+            <w:pPr>
+              <w:spacing w:after="40"/>
+              <w:jc w:val="right"/>
+            </w:pPr>
+            <w:r/>
+            <w:r>
+              <w:rPr>
+                <w:rFonts w:ascii="Arial" w:hAnsi="Arial"/>
+                <w:b/>
+                <w:color w:val="FFFFFF"/>
+                <w:sz w:val="17"/>
+              </w:rPr>
+              <w:t>Mission clock</w:t>
+            </w:r>
+          </w:p>
+        </w:tc>
+      </w:tr>
+      <w:tr>
+        <w:tc>
+          <w:tcPr>
+            <w:tcW w:type="dxa" w:w="3888"/>
+          </w:tcPr>
+          <w:p>
+            <w:pPr>
+              <w:spacing w:after="40"/>
+            </w:pPr>
+            <w:r/>
+            <w:r>
+              <w:rPr>
+                <w:rFonts w:ascii="Arial" w:hAnsi="Arial"/>
+                <w:sz w:val="17"/>
+              </w:rPr>
+              <w:t>Slack water (no current)</w:t>
+            </w:r>
+          </w:p>
+        </w:tc>
+        <w:tc>
+          <w:tcPr>
+            <w:tcW w:type="dxa" w:w="2448"/>
+          </w:tcPr>
+          <w:p>
+            <w:pPr>
+              <w:spacing w:after="40"/>
+              <w:jc w:val="right"/>
+            </w:pPr>
+            <w:r/>
+            <w:r>
+              <w:rPr>
+                <w:rFonts w:ascii="Arial" w:hAnsi="Arial"/>
+                <w:sz w:val="17"/>
+              </w:rPr>
+              <w:t>17.18 L</w:t>
+            </w:r>
+          </w:p>
+        </w:tc>
+        <w:tc>
+          <w:tcPr>
+            <w:tcW w:type="dxa" w:w="2016"/>
+          </w:tcPr>
+          <w:p>
+            <w:pPr>
+              <w:spacing w:after="40"/>
+              <w:jc w:val="right"/>
+            </w:pPr>
+            <w:r/>
+            <w:r>
+              <w:rPr>
+                <w:rFonts w:ascii="Arial" w:hAnsi="Arial"/>
+                <w:sz w:val="17"/>
+              </w:rPr>
+              <w:t>7.43 h</w:t>
+            </w:r>
+          </w:p>
+        </w:tc>
+      </w:tr>
+      <w:tr>
+        <w:tc>
+          <w:tcPr>
+            <w:tcW w:type="dxa" w:w="3888"/>
+            <w:shd w:val="clear" w:color="auto" w:fill="F2F5F8"/>
+          </w:tcPr>
+          <w:p>
+            <w:pPr>
+              <w:spacing w:after="40"/>
+            </w:pPr>
+            <w:r/>
+            <w:r>
+              <w:rPr>
+                <w:rFonts w:ascii="Arial" w:hAnsi="Arial"/>
+                <w:sz w:val="17"/>
+              </w:rPr>
+              <w:t>Per-leg currents from the forecast</w:t>
+            </w:r>
+          </w:p>
+        </w:tc>
+        <w:tc>
+          <w:tcPr>
+            <w:tcW w:type="dxa" w:w="2448"/>
+            <w:shd w:val="clear" w:color="auto" w:fill="F2F5F8"/>
+          </w:tcPr>
+          <w:p>
+            <w:pPr>
+              <w:spacing w:after="40"/>
+              <w:jc w:val="right"/>
+            </w:pPr>
+            <w:r/>
+            <w:r>
+              <w:rPr>
+                <w:rFonts w:ascii="Arial" w:hAnsi="Arial"/>
+                <w:sz w:val="17"/>
+              </w:rPr>
+              <w:t>18.08 L  (+5.2%)</w:t>
+            </w:r>
+          </w:p>
+        </w:tc>
+        <w:tc>
+          <w:tcPr>
+            <w:tcW w:type="dxa" w:w="2016"/>
+            <w:shd w:val="clear" w:color="auto" w:fill="F2F5F8"/>
+          </w:tcPr>
+          <w:p>
+            <w:pPr>
+              <w:spacing w:after="40"/>
+              <w:jc w:val="right"/>
+            </w:pPr>
+            <w:r/>
+            <w:r>
+              <w:rPr>
+                <w:rFonts w:ascii="Arial" w:hAnsi="Arial"/>
+                <w:sz w:val="17"/>
+              </w:rPr>
+              <w:t>7.43 h</w:t>
+            </w:r>
+          </w:p>
+        </w:tc>
+      </w:tr>
+      <w:tr>
+        <w:tc>
+          <w:tcPr>
+            <w:tcW w:type="dxa" w:w="3888"/>
+          </w:tcPr>
+          <w:p>
+            <w:pPr>
+              <w:spacing w:after="40"/>
+            </w:pPr>
+            <w:r/>
+            <w:r>
+              <w:rPr>
+                <w:rFonts w:ascii="Arial" w:hAnsi="Arial"/>
+                <w:sz w:val="17"/>
+              </w:rPr>
+              <w:t>Sampled along the track</w:t>
+            </w:r>
+          </w:p>
+        </w:tc>
+        <w:tc>
+          <w:tcPr>
+            <w:tcW w:type="dxa" w:w="2448"/>
+          </w:tcPr>
+          <w:p>
+            <w:pPr>
+              <w:spacing w:after="40"/>
+              <w:jc w:val="right"/>
+            </w:pPr>
+            <w:r/>
+            <w:r>
+              <w:rPr>
+                <w:rFonts w:ascii="Arial" w:hAnsi="Arial"/>
+                <w:sz w:val="17"/>
+              </w:rPr>
+              <w:t>17.64 L  (+2.7%)</w:t>
+            </w:r>
+          </w:p>
+        </w:tc>
+        <w:tc>
+          <w:tcPr>
+            <w:tcW w:type="dxa" w:w="2016"/>
+          </w:tcPr>
+          <w:p>
+            <w:pPr>
+              <w:spacing w:after="40"/>
+              <w:jc w:val="right"/>
+            </w:pPr>
+            <w:r/>
+            <w:r>
+              <w:rPr>
+                <w:rFonts w:ascii="Arial" w:hAnsi="Arial"/>
+                <w:sz w:val="17"/>
+              </w:rPr>
+              <w:t>7.43 h</w:t>
+            </w:r>
+          </w:p>
+        </w:tc>
+      </w:tr>
+    </w:tbl>
+    <w:p>
+      <w:pPr>
+        <w:spacing w:after="200"/>
+      </w:pPr>
+      <w:r>
+        <w:rPr>
+          <w:rFonts w:ascii="Arial" w:hAnsi="Arial"/>
+          <w:b w:val="0"/>
+          <w:i/>
+          <w:color w:val="5B6B7A"/>
+          <w:sz w:val="16"/>
+        </w:rPr>
+        <w:t>Table 7 — Transcript against dbofs_20260813_t00z. The clock is identical in all three: a current moves the fuel and never the time.</w:t>
+      </w:r>
+    </w:p>
+    <w:p>
+      <w:pPr>
+        <w:spacing w:after="120"/>
+      </w:pPr>
+      <w:r>
+        <w:rPr>
+          <w:rFonts w:ascii="Arial" w:hAnsi="Arial"/>
+          <w:b w:val="0"/>
+          <w:i w:val="0"/>
+          <w:sz w:val="20"/>
+        </w:rPr>
+        <w:t>The reading that matters is the third row. Sampling along the track gives 2.7% where the per-leg average gives 5.2% — nearly double — because the survey sits on one ground for four hours while the tide turns under it, and a single vector average of a reversing current overstates what the boat actually fights. That is the argument for entering geometry, in numbers rather than in principle.</w:t>
+      </w:r>
+    </w:p>
+    <w:p>
+      <w:pPr>
+        <w:pStyle w:val="Heading1"/>
+      </w:pPr>
+      <w:r>
+        <w:t>8.  Verification</w:t>
       </w:r>
     </w:p>
     <w:p>
@@ -4208,10 +5428,52 @@
     </w:p>
     <w:p>
       <w:pPr>
+        <w:pStyle w:val="ListBullet"/>
+        <w:spacing w:after="60"/>
+      </w:pPr>
+      <w:r>
+        <w:rPr>
+          <w:rFonts w:ascii="Arial" w:hAnsi="Arial"/>
+          <w:b/>
+          <w:sz w:val="20"/>
+        </w:rPr>
+        <w:t xml:space="preserve">Currents, three independent ways. </w:t>
+      </w:r>
+      <w:r>
+        <w:rPr>
+          <w:rFonts w:ascii="Arial" w:hAnsi="Arial"/>
+          <w:sz w:val="20"/>
+        </w:rPr>
+        <w:t>Direction fails quietly, so the forecast path is checked against things that are not it: currents.py crosscheck reproduces the native ROMS path by hand (median 0.07 kt, 1.0°); tools/dbofs_plotcheck.py redraws the extracted field onto NOAA's own published image, deriving the georeference from the plot's graticule rather than a stated corner; and currents.py station_check compares against CO-OPS harmonic predictions at a real station (r = +0.987 over 54 h).</w:t>
+      </w:r>
+    </w:p>
+    <w:p>
+      <w:pPr>
+        <w:pStyle w:val="ListBullet"/>
+        <w:spacing w:after="60"/>
+      </w:pPr>
+      <w:r>
+        <w:rPr>
+          <w:rFonts w:ascii="Arial" w:hAnsi="Arial"/>
+          <w:b/>
+          <w:sz w:val="20"/>
+        </w:rPr>
+        <w:t xml:space="preserve">Projection accuracy. </w:t>
+      </w:r>
+      <w:r>
+        <w:rPr>
+          <w:rFonts w:ascii="Arial" w:hAnsi="Arial"/>
+          <w:sz w:val="20"/>
+        </w:rPr>
+        <w:t>tools/projection_accuracy.py re-measures what a projection is worth against the model's own output, and reports whether the recorded block still matches. §7.3 quotes that block rather than a typed number.</w:t>
+      </w:r>
+    </w:p>
+    <w:p>
+      <w:pPr>
         <w:pStyle w:val="Heading1"/>
       </w:pPr>
       <w:r>
-        <w:t>8.  Limits of the method</w:t>
+        <w:t>9.  Limits of the method</w:t>
       </w:r>
     </w:p>
     <w:p>
@@ -4314,6 +5576,48 @@
     </w:p>
     <w:p>
       <w:pPr>
+        <w:pStyle w:val="ListBullet"/>
+        <w:spacing w:after="60"/>
+      </w:pPr>
+      <w:r>
+        <w:rPr>
+          <w:rFonts w:ascii="Arial" w:hAnsi="Arial"/>
+          <w:b/>
+          <w:sz w:val="20"/>
+        </w:rPr>
+        <w:t xml:space="preserve">The forecast current is surface only, and partly double-counted. </w:t>
+      </w:r>
+      <w:r>
+        <w:rPr>
+          <w:rFonts w:ascii="Arial" w:hAnsi="Arial"/>
+          <w:sz w:val="20"/>
+        </w:rPr>
+        <w:t>It is the 0 m layer on an hourly grid a few hundred metres across; no shear is modelled, and the vehicle draws two metres. Because the speed law above is fitted against speed over ground in an unrecorded tide, applying a forecast current counts some of that tide twice — see §7.4. It improves the input; it does not make the correction clean.</w:t>
+      </w:r>
+    </w:p>
+    <w:p>
+      <w:pPr>
+        <w:pStyle w:val="ListBullet"/>
+        <w:spacing w:after="60"/>
+      </w:pPr>
+      <w:r>
+        <w:rPr>
+          <w:rFonts w:ascii="Arial" w:hAnsi="Arial"/>
+          <w:b/>
+          <w:sz w:val="20"/>
+        </w:rPr>
+        <w:t xml:space="preserve">The forecast archive is about two days deep. </w:t>
+      </w:r>
+      <w:r>
+        <w:rPr>
+          <w:rFonts w:ascii="Arial" w:hAnsi="Arial"/>
+          <w:sz w:val="20"/>
+        </w:rPr>
+        <w:t>Beyond it a requested time can only be estimated, and only within 3 tidal cycles (37 h) of data actually held. Past that the planner declines rather than guessing, and a position with no model water is never answered at any time by any route.</w:t>
+      </w:r>
+    </w:p>
+    <w:p>
+      <w:pPr>
         <w:pStyle w:val="Heading1"/>
       </w:pPr>
       <w:r>
@@ -4354,6 +5658,17 @@
         <w:t>python tools/build_endurance_sheet.py  [OUT.xlsx]</w:t>
         <w:br/>
         <w:t>python tools/build_methods_doc.py      [OUT.docx]</w:t>
+        <w:br/>
+        <w:t>powershell -File tools/export_pdf.ps1  [-Path docs\X.docx]</w:t>
+        <w:br/>
+        <w:br/>
+        <w:t># §7 only, and independent of the bags:</w:t>
+        <w:br/>
+        <w:t>python currents.py fetch</w:t>
+        <w:br/>
+        <w:t>python currents.py verify · crosscheck · station_check</w:t>
+        <w:br/>
+        <w:t>python tools/projection_accuracy.py</w:t>
       </w:r>
     </w:p>
     <w:p>

--- a/docs/DriX8_Fuel_Methods.docx
+++ b/docs/DriX8_Fuel_Methods.docx
@@ -52,7 +52,7 @@
           <w:color w:val="5B6B7A"/>
           <w:sz w:val="22"/>
         </w:rPr>
-        <w:t>EM2040 gondola · 6 days of MCAP logs · 4.9 h of steady cruise</w:t>
+        <w:t>EM2040 gondola · 16 days of MCAP logs · 131.9 h of steady cruise</w:t>
       </w:r>
     </w:p>
     <w:p>
@@ -68,7 +68,7 @@
           <w:color w:val="5B6B7A"/>
           <w:sz w:val="20"/>
         </w:rPr>
-        <w:t>13 August 2026</w:t>
+        <w:t>15 August 2026</w:t>
       </w:r>
     </w:p>
     <w:tbl>
@@ -1133,6 +1133,1381 @@
                 <w:sz w:val="17"/>
               </w:rPr>
               <w:t>36</w:t>
+            </w:r>
+          </w:p>
+        </w:tc>
+      </w:tr>
+      <w:tr>
+        <w:tc>
+          <w:tcPr>
+            <w:tcW w:type="dxa" w:w="1440"/>
+          </w:tcPr>
+          <w:p>
+            <w:pPr>
+              <w:spacing w:after="40"/>
+            </w:pPr>
+            <w:r/>
+            <w:r>
+              <w:rPr>
+                <w:rFonts w:ascii="Arial" w:hAnsi="Arial"/>
+                <w:sz w:val="17"/>
+              </w:rPr>
+              <w:t>2026-08-10</w:t>
+            </w:r>
+          </w:p>
+        </w:tc>
+        <w:tc>
+          <w:tcPr>
+            <w:tcW w:type="dxa" w:w="1872"/>
+          </w:tcPr>
+          <w:p>
+            <w:pPr>
+              <w:spacing w:after="40"/>
+              <w:jc w:val="right"/>
+            </w:pPr>
+            <w:r/>
+            <w:r>
+              <w:rPr>
+                <w:rFonts w:ascii="Arial" w:hAnsi="Arial"/>
+                <w:sz w:val="17"/>
+              </w:rPr>
+              <w:t>56,470</w:t>
+            </w:r>
+          </w:p>
+        </w:tc>
+        <w:tc>
+          <w:tcPr>
+            <w:tcW w:type="dxa" w:w="1224"/>
+          </w:tcPr>
+          <w:p>
+            <w:pPr>
+              <w:spacing w:after="40"/>
+              <w:jc w:val="right"/>
+            </w:pPr>
+            <w:r/>
+            <w:r>
+              <w:rPr>
+                <w:rFonts w:ascii="Arial" w:hAnsi="Arial"/>
+                <w:sz w:val="17"/>
+              </w:rPr>
+              <w:t>8.2</w:t>
+            </w:r>
+          </w:p>
+        </w:tc>
+        <w:tc>
+          <w:tcPr>
+            <w:tcW w:type="dxa" w:w="1224"/>
+          </w:tcPr>
+          <w:p>
+            <w:pPr>
+              <w:spacing w:after="40"/>
+              <w:jc w:val="right"/>
+            </w:pPr>
+            <w:r/>
+            <w:r>
+              <w:rPr>
+                <w:rFonts w:ascii="Arial" w:hAnsi="Arial"/>
+                <w:sz w:val="17"/>
+              </w:rPr>
+              <w:t>0%</w:t>
+            </w:r>
+          </w:p>
+        </w:tc>
+        <w:tc>
+          <w:tcPr>
+            <w:tcW w:type="dxa" w:w="1224"/>
+          </w:tcPr>
+          <w:p>
+            <w:pPr>
+              <w:spacing w:after="40"/>
+              <w:jc w:val="right"/>
+            </w:pPr>
+            <w:r/>
+            <w:r>
+              <w:rPr>
+                <w:rFonts w:ascii="Arial" w:hAnsi="Arial"/>
+                <w:sz w:val="17"/>
+              </w:rPr>
+              <w:t>72,241</w:t>
+            </w:r>
+          </w:p>
+        </w:tc>
+        <w:tc>
+          <w:tcPr>
+            <w:tcW w:type="dxa" w:w="1224"/>
+          </w:tcPr>
+          <w:p>
+            <w:pPr>
+              <w:spacing w:after="40"/>
+              <w:jc w:val="right"/>
+            </w:pPr>
+            <w:r/>
+            <w:r>
+              <w:rPr>
+                <w:rFonts w:ascii="Arial" w:hAnsi="Arial"/>
+                <w:sz w:val="17"/>
+              </w:rPr>
+              <w:t>24,021</w:t>
+            </w:r>
+          </w:p>
+        </w:tc>
+        <w:tc>
+          <w:tcPr>
+            <w:tcW w:type="dxa" w:w="1152"/>
+          </w:tcPr>
+          <w:p>
+            <w:pPr>
+              <w:spacing w:after="40"/>
+              <w:jc w:val="right"/>
+            </w:pPr>
+            <w:r/>
+            <w:r>
+              <w:rPr>
+                <w:rFonts w:ascii="Arial" w:hAnsi="Arial"/>
+                <w:sz w:val="17"/>
+              </w:rPr>
+              <w:t>11,503</w:t>
+            </w:r>
+          </w:p>
+        </w:tc>
+      </w:tr>
+      <w:tr>
+        <w:tc>
+          <w:tcPr>
+            <w:tcW w:type="dxa" w:w="1440"/>
+            <w:shd w:val="clear" w:color="auto" w:fill="F2F5F8"/>
+          </w:tcPr>
+          <w:p>
+            <w:pPr>
+              <w:spacing w:after="40"/>
+            </w:pPr>
+            <w:r/>
+            <w:r>
+              <w:rPr>
+                <w:rFonts w:ascii="Arial" w:hAnsi="Arial"/>
+                <w:sz w:val="17"/>
+              </w:rPr>
+              <w:t>2026-08-10T11</w:t>
+            </w:r>
+          </w:p>
+        </w:tc>
+        <w:tc>
+          <w:tcPr>
+            <w:tcW w:type="dxa" w:w="1872"/>
+            <w:shd w:val="clear" w:color="auto" w:fill="F2F5F8"/>
+          </w:tcPr>
+          <w:p>
+            <w:pPr>
+              <w:spacing w:after="40"/>
+              <w:jc w:val="right"/>
+            </w:pPr>
+            <w:r/>
+            <w:r>
+              <w:rPr>
+                <w:rFonts w:ascii="Arial" w:hAnsi="Arial"/>
+                <w:sz w:val="17"/>
+              </w:rPr>
+              <w:t>88,339</w:t>
+            </w:r>
+          </w:p>
+        </w:tc>
+        <w:tc>
+          <w:tcPr>
+            <w:tcW w:type="dxa" w:w="1224"/>
+            <w:shd w:val="clear" w:color="auto" w:fill="F2F5F8"/>
+          </w:tcPr>
+          <w:p>
+            <w:pPr>
+              <w:spacing w:after="40"/>
+              <w:jc w:val="right"/>
+            </w:pPr>
+            <w:r/>
+            <w:r>
+              <w:rPr>
+                <w:rFonts w:ascii="Arial" w:hAnsi="Arial"/>
+                <w:sz w:val="17"/>
+              </w:rPr>
+              <w:t>12.5</w:t>
+            </w:r>
+          </w:p>
+        </w:tc>
+        <w:tc>
+          <w:tcPr>
+            <w:tcW w:type="dxa" w:w="1224"/>
+            <w:shd w:val="clear" w:color="auto" w:fill="F2F5F8"/>
+          </w:tcPr>
+          <w:p>
+            <w:pPr>
+              <w:spacing w:after="40"/>
+              <w:jc w:val="right"/>
+            </w:pPr>
+            <w:r/>
+            <w:r>
+              <w:rPr>
+                <w:rFonts w:ascii="Arial" w:hAnsi="Arial"/>
+                <w:sz w:val="17"/>
+              </w:rPr>
+              <w:t>9%</w:t>
+            </w:r>
+          </w:p>
+        </w:tc>
+        <w:tc>
+          <w:tcPr>
+            <w:tcW w:type="dxa" w:w="1224"/>
+            <w:shd w:val="clear" w:color="auto" w:fill="F2F5F8"/>
+          </w:tcPr>
+          <w:p>
+            <w:pPr>
+              <w:spacing w:after="40"/>
+              <w:jc w:val="right"/>
+            </w:pPr>
+            <w:r/>
+            <w:r>
+              <w:rPr>
+                <w:rFonts w:ascii="Arial" w:hAnsi="Arial"/>
+                <w:sz w:val="17"/>
+              </w:rPr>
+              <w:t>110,059</w:t>
+            </w:r>
+          </w:p>
+        </w:tc>
+        <w:tc>
+          <w:tcPr>
+            <w:tcW w:type="dxa" w:w="1224"/>
+            <w:shd w:val="clear" w:color="auto" w:fill="F2F5F8"/>
+          </w:tcPr>
+          <w:p>
+            <w:pPr>
+              <w:spacing w:after="40"/>
+              <w:jc w:val="right"/>
+            </w:pPr>
+            <w:r/>
+            <w:r>
+              <w:rPr>
+                <w:rFonts w:ascii="Arial" w:hAnsi="Arial"/>
+                <w:sz w:val="17"/>
+              </w:rPr>
+              <w:t>36,743</w:t>
+            </w:r>
+          </w:p>
+        </w:tc>
+        <w:tc>
+          <w:tcPr>
+            <w:tcW w:type="dxa" w:w="1152"/>
+            <w:shd w:val="clear" w:color="auto" w:fill="F2F5F8"/>
+          </w:tcPr>
+          <w:p>
+            <w:pPr>
+              <w:spacing w:after="40"/>
+              <w:jc w:val="right"/>
+            </w:pPr>
+            <w:r/>
+            <w:r>
+              <w:rPr>
+                <w:rFonts w:ascii="Arial" w:hAnsi="Arial"/>
+                <w:sz w:val="17"/>
+              </w:rPr>
+              <w:t>17,624</w:t>
+            </w:r>
+          </w:p>
+        </w:tc>
+      </w:tr>
+      <w:tr>
+        <w:tc>
+          <w:tcPr>
+            <w:tcW w:type="dxa" w:w="1440"/>
+          </w:tcPr>
+          <w:p>
+            <w:pPr>
+              <w:spacing w:after="40"/>
+            </w:pPr>
+            <w:r/>
+            <w:r>
+              <w:rPr>
+                <w:rFonts w:ascii="Arial" w:hAnsi="Arial"/>
+                <w:sz w:val="17"/>
+              </w:rPr>
+              <w:t>2026-08-11</w:t>
+            </w:r>
+          </w:p>
+        </w:tc>
+        <w:tc>
+          <w:tcPr>
+            <w:tcW w:type="dxa" w:w="1872"/>
+          </w:tcPr>
+          <w:p>
+            <w:pPr>
+              <w:spacing w:after="40"/>
+              <w:jc w:val="right"/>
+            </w:pPr>
+            <w:r/>
+            <w:r>
+              <w:rPr>
+                <w:rFonts w:ascii="Arial" w:hAnsi="Arial"/>
+                <w:sz w:val="17"/>
+              </w:rPr>
+              <w:t>94,717</w:t>
+            </w:r>
+          </w:p>
+        </w:tc>
+        <w:tc>
+          <w:tcPr>
+            <w:tcW w:type="dxa" w:w="1224"/>
+          </w:tcPr>
+          <w:p>
+            <w:pPr>
+              <w:spacing w:after="40"/>
+              <w:jc w:val="right"/>
+            </w:pPr>
+            <w:r/>
+            <w:r>
+              <w:rPr>
+                <w:rFonts w:ascii="Arial" w:hAnsi="Arial"/>
+                <w:sz w:val="17"/>
+              </w:rPr>
+              <w:t>13.3</w:t>
+            </w:r>
+          </w:p>
+        </w:tc>
+        <w:tc>
+          <w:tcPr>
+            <w:tcW w:type="dxa" w:w="1224"/>
+          </w:tcPr>
+          <w:p>
+            <w:pPr>
+              <w:spacing w:after="40"/>
+              <w:jc w:val="right"/>
+            </w:pPr>
+            <w:r/>
+            <w:r>
+              <w:rPr>
+                <w:rFonts w:ascii="Arial" w:hAnsi="Arial"/>
+                <w:sz w:val="17"/>
+              </w:rPr>
+              <w:t>8%</w:t>
+            </w:r>
+          </w:p>
+        </w:tc>
+        <w:tc>
+          <w:tcPr>
+            <w:tcW w:type="dxa" w:w="1224"/>
+          </w:tcPr>
+          <w:p>
+            <w:pPr>
+              <w:spacing w:after="40"/>
+              <w:jc w:val="right"/>
+            </w:pPr>
+            <w:r/>
+            <w:r>
+              <w:rPr>
+                <w:rFonts w:ascii="Arial" w:hAnsi="Arial"/>
+                <w:sz w:val="17"/>
+              </w:rPr>
+              <w:t>118,436</w:t>
+            </w:r>
+          </w:p>
+        </w:tc>
+        <w:tc>
+          <w:tcPr>
+            <w:tcW w:type="dxa" w:w="1224"/>
+          </w:tcPr>
+          <w:p>
+            <w:pPr>
+              <w:spacing w:after="40"/>
+              <w:jc w:val="right"/>
+            </w:pPr>
+            <w:r/>
+            <w:r>
+              <w:rPr>
+                <w:rFonts w:ascii="Arial" w:hAnsi="Arial"/>
+                <w:sz w:val="17"/>
+              </w:rPr>
+              <w:t>39,476</w:t>
+            </w:r>
+          </w:p>
+        </w:tc>
+        <w:tc>
+          <w:tcPr>
+            <w:tcW w:type="dxa" w:w="1152"/>
+          </w:tcPr>
+          <w:p>
+            <w:pPr>
+              <w:spacing w:after="40"/>
+              <w:jc w:val="right"/>
+            </w:pPr>
+            <w:r/>
+            <w:r>
+              <w:rPr>
+                <w:rFonts w:ascii="Arial" w:hAnsi="Arial"/>
+                <w:sz w:val="17"/>
+              </w:rPr>
+              <w:t>18,979</w:t>
+            </w:r>
+          </w:p>
+        </w:tc>
+      </w:tr>
+      <w:tr>
+        <w:tc>
+          <w:tcPr>
+            <w:tcW w:type="dxa" w:w="1440"/>
+            <w:shd w:val="clear" w:color="auto" w:fill="F2F5F8"/>
+          </w:tcPr>
+          <w:p>
+            <w:pPr>
+              <w:spacing w:after="40"/>
+            </w:pPr>
+            <w:r/>
+            <w:r>
+              <w:rPr>
+                <w:rFonts w:ascii="Arial" w:hAnsi="Arial"/>
+                <w:sz w:val="17"/>
+              </w:rPr>
+              <w:t>2026-08-11T16</w:t>
+            </w:r>
+          </w:p>
+        </w:tc>
+        <w:tc>
+          <w:tcPr>
+            <w:tcW w:type="dxa" w:w="1872"/>
+            <w:shd w:val="clear" w:color="auto" w:fill="F2F5F8"/>
+          </w:tcPr>
+          <w:p>
+            <w:pPr>
+              <w:spacing w:after="40"/>
+              <w:jc w:val="right"/>
+            </w:pPr>
+            <w:r/>
+            <w:r>
+              <w:rPr>
+                <w:rFonts w:ascii="Arial" w:hAnsi="Arial"/>
+                <w:sz w:val="17"/>
+              </w:rPr>
+              <w:t>53,951</w:t>
+            </w:r>
+          </w:p>
+        </w:tc>
+        <w:tc>
+          <w:tcPr>
+            <w:tcW w:type="dxa" w:w="1224"/>
+            <w:shd w:val="clear" w:color="auto" w:fill="F2F5F8"/>
+          </w:tcPr>
+          <w:p>
+            <w:pPr>
+              <w:spacing w:after="40"/>
+              <w:jc w:val="right"/>
+            </w:pPr>
+            <w:r/>
+            <w:r>
+              <w:rPr>
+                <w:rFonts w:ascii="Arial" w:hAnsi="Arial"/>
+                <w:sz w:val="17"/>
+              </w:rPr>
+              <w:t>7.8</w:t>
+            </w:r>
+          </w:p>
+        </w:tc>
+        <w:tc>
+          <w:tcPr>
+            <w:tcW w:type="dxa" w:w="1224"/>
+            <w:shd w:val="clear" w:color="auto" w:fill="F2F5F8"/>
+          </w:tcPr>
+          <w:p>
+            <w:pPr>
+              <w:spacing w:after="40"/>
+              <w:jc w:val="right"/>
+            </w:pPr>
+            <w:r/>
+            <w:r>
+              <w:rPr>
+                <w:rFonts w:ascii="Arial" w:hAnsi="Arial"/>
+                <w:sz w:val="17"/>
+              </w:rPr>
+              <w:t>100%</w:t>
+            </w:r>
+          </w:p>
+        </w:tc>
+        <w:tc>
+          <w:tcPr>
+            <w:tcW w:type="dxa" w:w="1224"/>
+            <w:shd w:val="clear" w:color="auto" w:fill="F2F5F8"/>
+          </w:tcPr>
+          <w:p>
+            <w:pPr>
+              <w:spacing w:after="40"/>
+              <w:jc w:val="right"/>
+            </w:pPr>
+            <w:r/>
+            <w:r>
+              <w:rPr>
+                <w:rFonts w:ascii="Arial" w:hAnsi="Arial"/>
+                <w:sz w:val="17"/>
+              </w:rPr>
+              <w:t>69,040</w:t>
+            </w:r>
+          </w:p>
+        </w:tc>
+        <w:tc>
+          <w:tcPr>
+            <w:tcW w:type="dxa" w:w="1224"/>
+            <w:shd w:val="clear" w:color="auto" w:fill="F2F5F8"/>
+          </w:tcPr>
+          <w:p>
+            <w:pPr>
+              <w:spacing w:after="40"/>
+              <w:jc w:val="right"/>
+            </w:pPr>
+            <w:r/>
+            <w:r>
+              <w:rPr>
+                <w:rFonts w:ascii="Arial" w:hAnsi="Arial"/>
+                <w:sz w:val="17"/>
+              </w:rPr>
+              <w:t>23,014</w:t>
+            </w:r>
+          </w:p>
+        </w:tc>
+        <w:tc>
+          <w:tcPr>
+            <w:tcW w:type="dxa" w:w="1152"/>
+            <w:shd w:val="clear" w:color="auto" w:fill="F2F5F8"/>
+          </w:tcPr>
+          <w:p>
+            <w:pPr>
+              <w:spacing w:after="40"/>
+              <w:jc w:val="right"/>
+            </w:pPr>
+            <w:r/>
+            <w:r>
+              <w:rPr>
+                <w:rFonts w:ascii="Arial" w:hAnsi="Arial"/>
+                <w:sz w:val="17"/>
+              </w:rPr>
+              <w:t>11,028</w:t>
+            </w:r>
+          </w:p>
+        </w:tc>
+      </w:tr>
+      <w:tr>
+        <w:tc>
+          <w:tcPr>
+            <w:tcW w:type="dxa" w:w="1440"/>
+          </w:tcPr>
+          <w:p>
+            <w:pPr>
+              <w:spacing w:after="40"/>
+            </w:pPr>
+            <w:r/>
+            <w:r>
+              <w:rPr>
+                <w:rFonts w:ascii="Arial" w:hAnsi="Arial"/>
+                <w:sz w:val="17"/>
+              </w:rPr>
+              <w:t>2026-08-12</w:t>
+            </w:r>
+          </w:p>
+        </w:tc>
+        <w:tc>
+          <w:tcPr>
+            <w:tcW w:type="dxa" w:w="1872"/>
+          </w:tcPr>
+          <w:p>
+            <w:pPr>
+              <w:spacing w:after="40"/>
+              <w:jc w:val="right"/>
+            </w:pPr>
+            <w:r/>
+            <w:r>
+              <w:rPr>
+                <w:rFonts w:ascii="Arial" w:hAnsi="Arial"/>
+                <w:sz w:val="17"/>
+              </w:rPr>
+              <w:t>157,829</w:t>
+            </w:r>
+          </w:p>
+        </w:tc>
+        <w:tc>
+          <w:tcPr>
+            <w:tcW w:type="dxa" w:w="1224"/>
+          </w:tcPr>
+          <w:p>
+            <w:pPr>
+              <w:spacing w:after="40"/>
+              <w:jc w:val="right"/>
+            </w:pPr>
+            <w:r/>
+            <w:r>
+              <w:rPr>
+                <w:rFonts w:ascii="Arial" w:hAnsi="Arial"/>
+                <w:sz w:val="17"/>
+              </w:rPr>
+              <w:t>22.5</w:t>
+            </w:r>
+          </w:p>
+        </w:tc>
+        <w:tc>
+          <w:tcPr>
+            <w:tcW w:type="dxa" w:w="1224"/>
+          </w:tcPr>
+          <w:p>
+            <w:pPr>
+              <w:spacing w:after="40"/>
+              <w:jc w:val="right"/>
+            </w:pPr>
+            <w:r/>
+            <w:r>
+              <w:rPr>
+                <w:rFonts w:ascii="Arial" w:hAnsi="Arial"/>
+                <w:sz w:val="17"/>
+              </w:rPr>
+              <w:t>100%</w:t>
+            </w:r>
+          </w:p>
+        </w:tc>
+        <w:tc>
+          <w:tcPr>
+            <w:tcW w:type="dxa" w:w="1224"/>
+          </w:tcPr>
+          <w:p>
+            <w:pPr>
+              <w:spacing w:after="40"/>
+              <w:jc w:val="right"/>
+            </w:pPr>
+            <w:r/>
+            <w:r>
+              <w:rPr>
+                <w:rFonts w:ascii="Arial" w:hAnsi="Arial"/>
+                <w:sz w:val="17"/>
+              </w:rPr>
+              <w:t>201,612</w:t>
+            </w:r>
+          </w:p>
+        </w:tc>
+        <w:tc>
+          <w:tcPr>
+            <w:tcW w:type="dxa" w:w="1224"/>
+          </w:tcPr>
+          <w:p>
+            <w:pPr>
+              <w:spacing w:after="40"/>
+              <w:jc w:val="right"/>
+            </w:pPr>
+            <w:r/>
+            <w:r>
+              <w:rPr>
+                <w:rFonts w:ascii="Arial" w:hAnsi="Arial"/>
+                <w:sz w:val="17"/>
+              </w:rPr>
+              <w:t>67,194</w:t>
+            </w:r>
+          </w:p>
+        </w:tc>
+        <w:tc>
+          <w:tcPr>
+            <w:tcW w:type="dxa" w:w="1152"/>
+          </w:tcPr>
+          <w:p>
+            <w:pPr>
+              <w:spacing w:after="40"/>
+              <w:jc w:val="right"/>
+            </w:pPr>
+            <w:r/>
+            <w:r>
+              <w:rPr>
+                <w:rFonts w:ascii="Arial" w:hAnsi="Arial"/>
+                <w:sz w:val="17"/>
+              </w:rPr>
+              <w:t>32,109</w:t>
+            </w:r>
+          </w:p>
+        </w:tc>
+      </w:tr>
+      <w:tr>
+        <w:tc>
+          <w:tcPr>
+            <w:tcW w:type="dxa" w:w="1440"/>
+            <w:shd w:val="clear" w:color="auto" w:fill="F2F5F8"/>
+          </w:tcPr>
+          <w:p>
+            <w:pPr>
+              <w:spacing w:after="40"/>
+            </w:pPr>
+            <w:r/>
+            <w:r>
+              <w:rPr>
+                <w:rFonts w:ascii="Arial" w:hAnsi="Arial"/>
+                <w:sz w:val="17"/>
+              </w:rPr>
+              <w:t>2026-08-12T22</w:t>
+            </w:r>
+          </w:p>
+        </w:tc>
+        <w:tc>
+          <w:tcPr>
+            <w:tcW w:type="dxa" w:w="1872"/>
+            <w:shd w:val="clear" w:color="auto" w:fill="F2F5F8"/>
+          </w:tcPr>
+          <w:p>
+            <w:pPr>
+              <w:spacing w:after="40"/>
+              <w:jc w:val="right"/>
+            </w:pPr>
+            <w:r/>
+            <w:r>
+              <w:rPr>
+                <w:rFonts w:ascii="Arial" w:hAnsi="Arial"/>
+                <w:sz w:val="17"/>
+              </w:rPr>
+              <w:t>10,449</w:t>
+            </w:r>
+          </w:p>
+        </w:tc>
+        <w:tc>
+          <w:tcPr>
+            <w:tcW w:type="dxa" w:w="1224"/>
+            <w:shd w:val="clear" w:color="auto" w:fill="F2F5F8"/>
+          </w:tcPr>
+          <w:p>
+            <w:pPr>
+              <w:spacing w:after="40"/>
+              <w:jc w:val="right"/>
+            </w:pPr>
+            <w:r/>
+            <w:r>
+              <w:rPr>
+                <w:rFonts w:ascii="Arial" w:hAnsi="Arial"/>
+                <w:sz w:val="17"/>
+              </w:rPr>
+              <w:t>1.5</w:t>
+            </w:r>
+          </w:p>
+        </w:tc>
+        <w:tc>
+          <w:tcPr>
+            <w:tcW w:type="dxa" w:w="1224"/>
+            <w:shd w:val="clear" w:color="auto" w:fill="F2F5F8"/>
+          </w:tcPr>
+          <w:p>
+            <w:pPr>
+              <w:spacing w:after="40"/>
+              <w:jc w:val="right"/>
+            </w:pPr>
+            <w:r/>
+            <w:r>
+              <w:rPr>
+                <w:rFonts w:ascii="Arial" w:hAnsi="Arial"/>
+                <w:sz w:val="17"/>
+              </w:rPr>
+              <w:t>100%</w:t>
+            </w:r>
+          </w:p>
+        </w:tc>
+        <w:tc>
+          <w:tcPr>
+            <w:tcW w:type="dxa" w:w="1224"/>
+            <w:shd w:val="clear" w:color="auto" w:fill="F2F5F8"/>
+          </w:tcPr>
+          <w:p>
+            <w:pPr>
+              <w:spacing w:after="40"/>
+              <w:jc w:val="right"/>
+            </w:pPr>
+            <w:r/>
+            <w:r>
+              <w:rPr>
+                <w:rFonts w:ascii="Arial" w:hAnsi="Arial"/>
+                <w:sz w:val="17"/>
+              </w:rPr>
+              <w:t>13,065</w:t>
+            </w:r>
+          </w:p>
+        </w:tc>
+        <w:tc>
+          <w:tcPr>
+            <w:tcW w:type="dxa" w:w="1224"/>
+            <w:shd w:val="clear" w:color="auto" w:fill="F2F5F8"/>
+          </w:tcPr>
+          <w:p>
+            <w:pPr>
+              <w:spacing w:after="40"/>
+              <w:jc w:val="right"/>
+            </w:pPr>
+            <w:r/>
+            <w:r>
+              <w:rPr>
+                <w:rFonts w:ascii="Arial" w:hAnsi="Arial"/>
+                <w:sz w:val="17"/>
+              </w:rPr>
+              <w:t>4,355</w:t>
+            </w:r>
+          </w:p>
+        </w:tc>
+        <w:tc>
+          <w:tcPr>
+            <w:tcW w:type="dxa" w:w="1152"/>
+            <w:shd w:val="clear" w:color="auto" w:fill="F2F5F8"/>
+          </w:tcPr>
+          <w:p>
+            <w:pPr>
+              <w:spacing w:after="40"/>
+              <w:jc w:val="right"/>
+            </w:pPr>
+            <w:r/>
+            <w:r>
+              <w:rPr>
+                <w:rFonts w:ascii="Arial" w:hAnsi="Arial"/>
+                <w:sz w:val="17"/>
+              </w:rPr>
+              <w:t>2,092</w:t>
+            </w:r>
+          </w:p>
+        </w:tc>
+      </w:tr>
+      <w:tr>
+        <w:tc>
+          <w:tcPr>
+            <w:tcW w:type="dxa" w:w="1440"/>
+          </w:tcPr>
+          <w:p>
+            <w:pPr>
+              <w:spacing w:after="40"/>
+            </w:pPr>
+            <w:r/>
+            <w:r>
+              <w:rPr>
+                <w:rFonts w:ascii="Arial" w:hAnsi="Arial"/>
+                <w:sz w:val="17"/>
+              </w:rPr>
+              <w:t>2026-08-13</w:t>
+            </w:r>
+          </w:p>
+        </w:tc>
+        <w:tc>
+          <w:tcPr>
+            <w:tcW w:type="dxa" w:w="1872"/>
+          </w:tcPr>
+          <w:p>
+            <w:pPr>
+              <w:spacing w:after="40"/>
+              <w:jc w:val="right"/>
+            </w:pPr>
+            <w:r/>
+            <w:r>
+              <w:rPr>
+                <w:rFonts w:ascii="Arial" w:hAnsi="Arial"/>
+                <w:sz w:val="17"/>
+              </w:rPr>
+              <w:t>85,534</w:t>
+            </w:r>
+          </w:p>
+        </w:tc>
+        <w:tc>
+          <w:tcPr>
+            <w:tcW w:type="dxa" w:w="1224"/>
+          </w:tcPr>
+          <w:p>
+            <w:pPr>
+              <w:spacing w:after="40"/>
+              <w:jc w:val="right"/>
+            </w:pPr>
+            <w:r/>
+            <w:r>
+              <w:rPr>
+                <w:rFonts w:ascii="Arial" w:hAnsi="Arial"/>
+                <w:sz w:val="17"/>
+              </w:rPr>
+              <w:t>12.0</w:t>
+            </w:r>
+          </w:p>
+        </w:tc>
+        <w:tc>
+          <w:tcPr>
+            <w:tcW w:type="dxa" w:w="1224"/>
+          </w:tcPr>
+          <w:p>
+            <w:pPr>
+              <w:spacing w:after="40"/>
+              <w:jc w:val="right"/>
+            </w:pPr>
+            <w:r/>
+            <w:r>
+              <w:rPr>
+                <w:rFonts w:ascii="Arial" w:hAnsi="Arial"/>
+                <w:sz w:val="17"/>
+              </w:rPr>
+              <w:t>100%</w:t>
+            </w:r>
+          </w:p>
+        </w:tc>
+        <w:tc>
+          <w:tcPr>
+            <w:tcW w:type="dxa" w:w="1224"/>
+          </w:tcPr>
+          <w:p>
+            <w:pPr>
+              <w:spacing w:after="40"/>
+              <w:jc w:val="right"/>
+            </w:pPr>
+            <w:r/>
+            <w:r>
+              <w:rPr>
+                <w:rFonts w:ascii="Arial" w:hAnsi="Arial"/>
+                <w:sz w:val="17"/>
+              </w:rPr>
+              <w:t>106,960</w:t>
+            </w:r>
+          </w:p>
+        </w:tc>
+        <w:tc>
+          <w:tcPr>
+            <w:tcW w:type="dxa" w:w="1224"/>
+          </w:tcPr>
+          <w:p>
+            <w:pPr>
+              <w:spacing w:after="40"/>
+              <w:jc w:val="right"/>
+            </w:pPr>
+            <w:r/>
+            <w:r>
+              <w:rPr>
+                <w:rFonts w:ascii="Arial" w:hAnsi="Arial"/>
+                <w:sz w:val="17"/>
+              </w:rPr>
+              <w:t>35,652</w:t>
+            </w:r>
+          </w:p>
+        </w:tc>
+        <w:tc>
+          <w:tcPr>
+            <w:tcW w:type="dxa" w:w="1152"/>
+          </w:tcPr>
+          <w:p>
+            <w:pPr>
+              <w:spacing w:after="40"/>
+              <w:jc w:val="right"/>
+            </w:pPr>
+            <w:r/>
+            <w:r>
+              <w:rPr>
+                <w:rFonts w:ascii="Arial" w:hAnsi="Arial"/>
+                <w:sz w:val="17"/>
+              </w:rPr>
+              <w:t>17,034</w:t>
+            </w:r>
+          </w:p>
+        </w:tc>
+      </w:tr>
+      <w:tr>
+        <w:tc>
+          <w:tcPr>
+            <w:tcW w:type="dxa" w:w="1440"/>
+            <w:shd w:val="clear" w:color="auto" w:fill="F2F5F8"/>
+          </w:tcPr>
+          <w:p>
+            <w:pPr>
+              <w:spacing w:after="40"/>
+            </w:pPr>
+            <w:r/>
+            <w:r>
+              <w:rPr>
+                <w:rFonts w:ascii="Arial" w:hAnsi="Arial"/>
+                <w:sz w:val="17"/>
+              </w:rPr>
+              <w:t>2026-08-13T11</w:t>
+            </w:r>
+          </w:p>
+        </w:tc>
+        <w:tc>
+          <w:tcPr>
+            <w:tcW w:type="dxa" w:w="1872"/>
+            <w:shd w:val="clear" w:color="auto" w:fill="F2F5F8"/>
+          </w:tcPr>
+          <w:p>
+            <w:pPr>
+              <w:spacing w:after="40"/>
+              <w:jc w:val="right"/>
+            </w:pPr>
+            <w:r/>
+            <w:r>
+              <w:rPr>
+                <w:rFonts w:ascii="Arial" w:hAnsi="Arial"/>
+                <w:sz w:val="17"/>
+              </w:rPr>
+              <w:t>86,240</w:t>
+            </w:r>
+          </w:p>
+        </w:tc>
+        <w:tc>
+          <w:tcPr>
+            <w:tcW w:type="dxa" w:w="1224"/>
+            <w:shd w:val="clear" w:color="auto" w:fill="F2F5F8"/>
+          </w:tcPr>
+          <w:p>
+            <w:pPr>
+              <w:spacing w:after="40"/>
+              <w:jc w:val="right"/>
+            </w:pPr>
+            <w:r/>
+            <w:r>
+              <w:rPr>
+                <w:rFonts w:ascii="Arial" w:hAnsi="Arial"/>
+                <w:sz w:val="17"/>
+              </w:rPr>
+              <w:t>12.0</w:t>
+            </w:r>
+          </w:p>
+        </w:tc>
+        <w:tc>
+          <w:tcPr>
+            <w:tcW w:type="dxa" w:w="1224"/>
+            <w:shd w:val="clear" w:color="auto" w:fill="F2F5F8"/>
+          </w:tcPr>
+          <w:p>
+            <w:pPr>
+              <w:spacing w:after="40"/>
+              <w:jc w:val="right"/>
+            </w:pPr>
+            <w:r/>
+            <w:r>
+              <w:rPr>
+                <w:rFonts w:ascii="Arial" w:hAnsi="Arial"/>
+                <w:sz w:val="17"/>
+              </w:rPr>
+              <w:t>100%</w:t>
+            </w:r>
+          </w:p>
+        </w:tc>
+        <w:tc>
+          <w:tcPr>
+            <w:tcW w:type="dxa" w:w="1224"/>
+            <w:shd w:val="clear" w:color="auto" w:fill="F2F5F8"/>
+          </w:tcPr>
+          <w:p>
+            <w:pPr>
+              <w:spacing w:after="40"/>
+              <w:jc w:val="right"/>
+            </w:pPr>
+            <w:r/>
+            <w:r>
+              <w:rPr>
+                <w:rFonts w:ascii="Arial" w:hAnsi="Arial"/>
+                <w:sz w:val="17"/>
+              </w:rPr>
+              <w:t>107,841</w:t>
+            </w:r>
+          </w:p>
+        </w:tc>
+        <w:tc>
+          <w:tcPr>
+            <w:tcW w:type="dxa" w:w="1224"/>
+            <w:shd w:val="clear" w:color="auto" w:fill="F2F5F8"/>
+          </w:tcPr>
+          <w:p>
+            <w:pPr>
+              <w:spacing w:after="40"/>
+              <w:jc w:val="right"/>
+            </w:pPr>
+            <w:r/>
+            <w:r>
+              <w:rPr>
+                <w:rFonts w:ascii="Arial" w:hAnsi="Arial"/>
+                <w:sz w:val="17"/>
+              </w:rPr>
+              <w:t>35,930</w:t>
+            </w:r>
+          </w:p>
+        </w:tc>
+        <w:tc>
+          <w:tcPr>
+            <w:tcW w:type="dxa" w:w="1152"/>
+            <w:shd w:val="clear" w:color="auto" w:fill="F2F5F8"/>
+          </w:tcPr>
+          <w:p>
+            <w:pPr>
+              <w:spacing w:after="40"/>
+              <w:jc w:val="right"/>
+            </w:pPr>
+            <w:r/>
+            <w:r>
+              <w:rPr>
+                <w:rFonts w:ascii="Arial" w:hAnsi="Arial"/>
+                <w:sz w:val="17"/>
+              </w:rPr>
+              <w:t>17,164</w:t>
+            </w:r>
+          </w:p>
+        </w:tc>
+      </w:tr>
+      <w:tr>
+        <w:tc>
+          <w:tcPr>
+            <w:tcW w:type="dxa" w:w="1440"/>
+          </w:tcPr>
+          <w:p>
+            <w:pPr>
+              <w:spacing w:after="40"/>
+            </w:pPr>
+            <w:r/>
+            <w:r>
+              <w:rPr>
+                <w:rFonts w:ascii="Arial" w:hAnsi="Arial"/>
+                <w:sz w:val="17"/>
+              </w:rPr>
+              <w:t>2026-08-14</w:t>
+            </w:r>
+          </w:p>
+        </w:tc>
+        <w:tc>
+          <w:tcPr>
+            <w:tcW w:type="dxa" w:w="1872"/>
+          </w:tcPr>
+          <w:p>
+            <w:pPr>
+              <w:spacing w:after="40"/>
+              <w:jc w:val="right"/>
+            </w:pPr>
+            <w:r/>
+            <w:r>
+              <w:rPr>
+                <w:rFonts w:ascii="Arial" w:hAnsi="Arial"/>
+                <w:sz w:val="17"/>
+              </w:rPr>
+              <w:t>171,669</w:t>
+            </w:r>
+          </w:p>
+        </w:tc>
+        <w:tc>
+          <w:tcPr>
+            <w:tcW w:type="dxa" w:w="1224"/>
+          </w:tcPr>
+          <w:p>
+            <w:pPr>
+              <w:spacing w:after="40"/>
+              <w:jc w:val="right"/>
+            </w:pPr>
+            <w:r/>
+            <w:r>
+              <w:rPr>
+                <w:rFonts w:ascii="Arial" w:hAnsi="Arial"/>
+                <w:sz w:val="17"/>
+              </w:rPr>
+              <w:t>24.0</w:t>
+            </w:r>
+          </w:p>
+        </w:tc>
+        <w:tc>
+          <w:tcPr>
+            <w:tcW w:type="dxa" w:w="1224"/>
+          </w:tcPr>
+          <w:p>
+            <w:pPr>
+              <w:spacing w:after="40"/>
+              <w:jc w:val="right"/>
+            </w:pPr>
+            <w:r/>
+            <w:r>
+              <w:rPr>
+                <w:rFonts w:ascii="Arial" w:hAnsi="Arial"/>
+                <w:sz w:val="17"/>
+              </w:rPr>
+              <w:t>90%</w:t>
+            </w:r>
+          </w:p>
+        </w:tc>
+        <w:tc>
+          <w:tcPr>
+            <w:tcW w:type="dxa" w:w="1224"/>
+          </w:tcPr>
+          <w:p>
+            <w:pPr>
+              <w:spacing w:after="40"/>
+              <w:jc w:val="right"/>
+            </w:pPr>
+            <w:r/>
+            <w:r>
+              <w:rPr>
+                <w:rFonts w:ascii="Arial" w:hAnsi="Arial"/>
+                <w:sz w:val="17"/>
+              </w:rPr>
+              <w:t>214,632</w:t>
+            </w:r>
+          </w:p>
+        </w:tc>
+        <w:tc>
+          <w:tcPr>
+            <w:tcW w:type="dxa" w:w="1224"/>
+          </w:tcPr>
+          <w:p>
+            <w:pPr>
+              <w:spacing w:after="40"/>
+              <w:jc w:val="right"/>
+            </w:pPr>
+            <w:r/>
+            <w:r>
+              <w:rPr>
+                <w:rFonts w:ascii="Arial" w:hAnsi="Arial"/>
+                <w:sz w:val="17"/>
+              </w:rPr>
+              <w:t>71,534</w:t>
+            </w:r>
+          </w:p>
+        </w:tc>
+        <w:tc>
+          <w:tcPr>
+            <w:tcW w:type="dxa" w:w="1152"/>
+          </w:tcPr>
+          <w:p>
+            <w:pPr>
+              <w:spacing w:after="40"/>
+              <w:jc w:val="right"/>
+            </w:pPr>
+            <w:r/>
+            <w:r>
+              <w:rPr>
+                <w:rFonts w:ascii="Arial" w:hAnsi="Arial"/>
+                <w:sz w:val="17"/>
+              </w:rPr>
+              <w:t>34,203</w:t>
+            </w:r>
+          </w:p>
+        </w:tc>
+      </w:tr>
+      <w:tr>
+        <w:tc>
+          <w:tcPr>
+            <w:tcW w:type="dxa" w:w="1440"/>
+            <w:shd w:val="clear" w:color="auto" w:fill="F2F5F8"/>
+          </w:tcPr>
+          <w:p>
+            <w:pPr>
+              <w:spacing w:after="40"/>
+            </w:pPr>
+            <w:r/>
+            <w:r>
+              <w:rPr>
+                <w:rFonts w:ascii="Arial" w:hAnsi="Arial"/>
+                <w:sz w:val="17"/>
+              </w:rPr>
+              <w:t>2026-08-15</w:t>
+            </w:r>
+          </w:p>
+        </w:tc>
+        <w:tc>
+          <w:tcPr>
+            <w:tcW w:type="dxa" w:w="1872"/>
+            <w:shd w:val="clear" w:color="auto" w:fill="F2F5F8"/>
+          </w:tcPr>
+          <w:p>
+            <w:pPr>
+              <w:spacing w:after="40"/>
+              <w:jc w:val="right"/>
+            </w:pPr>
+            <w:r/>
+            <w:r>
+              <w:rPr>
+                <w:rFonts w:ascii="Arial" w:hAnsi="Arial"/>
+                <w:sz w:val="17"/>
+              </w:rPr>
+              <w:t>112,556</w:t>
+            </w:r>
+          </w:p>
+        </w:tc>
+        <w:tc>
+          <w:tcPr>
+            <w:tcW w:type="dxa" w:w="1224"/>
+            <w:shd w:val="clear" w:color="auto" w:fill="F2F5F8"/>
+          </w:tcPr>
+          <w:p>
+            <w:pPr>
+              <w:spacing w:after="40"/>
+              <w:jc w:val="right"/>
+            </w:pPr>
+            <w:r/>
+            <w:r>
+              <w:rPr>
+                <w:rFonts w:ascii="Arial" w:hAnsi="Arial"/>
+                <w:sz w:val="17"/>
+              </w:rPr>
+              <w:t>15.7</w:t>
+            </w:r>
+          </w:p>
+        </w:tc>
+        <w:tc>
+          <w:tcPr>
+            <w:tcW w:type="dxa" w:w="1224"/>
+            <w:shd w:val="clear" w:color="auto" w:fill="F2F5F8"/>
+          </w:tcPr>
+          <w:p>
+            <w:pPr>
+              <w:spacing w:after="40"/>
+              <w:jc w:val="right"/>
+            </w:pPr>
+            <w:r/>
+            <w:r>
+              <w:rPr>
+                <w:rFonts w:ascii="Arial" w:hAnsi="Arial"/>
+                <w:sz w:val="17"/>
+              </w:rPr>
+              <w:t>94%</w:t>
+            </w:r>
+          </w:p>
+        </w:tc>
+        <w:tc>
+          <w:tcPr>
+            <w:tcW w:type="dxa" w:w="1224"/>
+            <w:shd w:val="clear" w:color="auto" w:fill="F2F5F8"/>
+          </w:tcPr>
+          <w:p>
+            <w:pPr>
+              <w:spacing w:after="40"/>
+              <w:jc w:val="right"/>
+            </w:pPr>
+            <w:r/>
+            <w:r>
+              <w:rPr>
+                <w:rFonts w:ascii="Arial" w:hAnsi="Arial"/>
+                <w:sz w:val="17"/>
+              </w:rPr>
+              <w:t>140,258</w:t>
+            </w:r>
+          </w:p>
+        </w:tc>
+        <w:tc>
+          <w:tcPr>
+            <w:tcW w:type="dxa" w:w="1224"/>
+            <w:shd w:val="clear" w:color="auto" w:fill="F2F5F8"/>
+          </w:tcPr>
+          <w:p>
+            <w:pPr>
+              <w:spacing w:after="40"/>
+              <w:jc w:val="right"/>
+            </w:pPr>
+            <w:r/>
+            <w:r>
+              <w:rPr>
+                <w:rFonts w:ascii="Arial" w:hAnsi="Arial"/>
+                <w:sz w:val="17"/>
+              </w:rPr>
+              <w:t>46,902</w:t>
+            </w:r>
+          </w:p>
+        </w:tc>
+        <w:tc>
+          <w:tcPr>
+            <w:tcW w:type="dxa" w:w="1152"/>
+            <w:shd w:val="clear" w:color="auto" w:fill="F2F5F8"/>
+          </w:tcPr>
+          <w:p>
+            <w:pPr>
+              <w:spacing w:after="40"/>
+              <w:jc w:val="right"/>
+            </w:pPr>
+            <w:r/>
+            <w:r>
+              <w:rPr>
+                <w:rFonts w:ascii="Arial" w:hAnsi="Arial"/>
+                <w:sz w:val="17"/>
+              </w:rPr>
+              <w:t>22,454</w:t>
             </w:r>
           </w:p>
         </w:tc>
@@ -2571,7 +3946,7 @@
           <w:b/>
           <w:sz w:val="19"/>
         </w:rPr>
-        <w:t>KNOTS = 0.486068 + 0.00344786 · RPM</w:t>
+        <w:t>KNOTS = -0.437979 + 0.00390937 · RPM</w:t>
       </w:r>
     </w:p>
     <w:p>
@@ -2586,7 +3961,7 @@
           <w:color w:val="5B6B7A"/>
           <w:sz w:val="17"/>
         </w:rPr>
-        <w:t>R² 0.9558 over 12 bins.</w:t>
+        <w:t>R² 0.9708 over 15 bins.</w:t>
       </w:r>
     </w:p>
     <w:p>
@@ -2600,7 +3975,7 @@
           <w:b/>
           <w:sz w:val="19"/>
         </w:rPr>
-        <w:t>L/H   = 2.936436 -0.00297043 · RPM +1.458113e-06 · RPM²</w:t>
+        <w:t>L/H   = 3.113456 -0.00292014 · RPM +1.396066e-06 · RPM²</w:t>
       </w:r>
     </w:p>
     <w:p>
@@ -2615,7 +3990,7 @@
           <w:color w:val="5B6B7A"/>
           <w:sz w:val="17"/>
         </w:rPr>
-        <w:t>R² 0.9995, valid 1467–3079 rpm.</w:t>
+        <w:t>R² 0.9933, valid 1279–3079 rpm.</w:t>
       </w:r>
     </w:p>
     <w:p>
@@ -2629,7 +4004,7 @@
           <w:i w:val="0"/>
           <w:sz w:val="20"/>
         </w:rPr>
-        <w:t>At the 8 kt survey speed that is 2179 rpm, 3.39 L/h, 2.36 NM/L — inside the fitted window, so survey planning on this configuration is interpolation rather than extrapolation.</w:t>
+        <w:t>At the 8 kt survey speed that is 2158 rpm, 3.31 L/h, 2.41 NM/L — inside the fitted window, so survey planning on this configuration is interpolation rather than extrapolation.</w:t>
       </w:r>
     </w:p>
     <w:tbl>
@@ -2772,6 +4147,203 @@
                 <w:rFonts w:ascii="Arial" w:hAnsi="Arial"/>
                 <w:sz w:val="17"/>
               </w:rPr>
+              <w:t>1200–1299</w:t>
+            </w:r>
+          </w:p>
+        </w:tc>
+        <w:tc>
+          <w:tcPr>
+            <w:tcW w:type="dxa" w:w="1584"/>
+          </w:tcPr>
+          <w:p>
+            <w:pPr>
+              <w:spacing w:after="40"/>
+              <w:jc w:val="right"/>
+            </w:pPr>
+            <w:r/>
+            <w:r>
+              <w:rPr>
+                <w:rFonts w:ascii="Arial" w:hAnsi="Arial"/>
+                <w:sz w:val="17"/>
+              </w:rPr>
+              <w:t>250</w:t>
+            </w:r>
+          </w:p>
+        </w:tc>
+        <w:tc>
+          <w:tcPr>
+            <w:tcW w:type="dxa" w:w="1584"/>
+          </w:tcPr>
+          <w:p>
+            <w:pPr>
+              <w:spacing w:after="40"/>
+              <w:jc w:val="right"/>
+            </w:pPr>
+            <w:r/>
+            <w:r>
+              <w:rPr>
+                <w:rFonts w:ascii="Arial" w:hAnsi="Arial"/>
+                <w:sz w:val="17"/>
+              </w:rPr>
+              <w:t>4.60</w:t>
+            </w:r>
+          </w:p>
+        </w:tc>
+        <w:tc>
+          <w:tcPr>
+            <w:tcW w:type="dxa" w:w="1584"/>
+          </w:tcPr>
+          <w:p>
+            <w:pPr>
+              <w:spacing w:after="40"/>
+              <w:jc w:val="right"/>
+            </w:pPr>
+            <w:r/>
+            <w:r>
+              <w:rPr>
+                <w:rFonts w:ascii="Arial" w:hAnsi="Arial"/>
+                <w:sz w:val="17"/>
+              </w:rPr>
+              <w:t>1.65</w:t>
+            </w:r>
+          </w:p>
+        </w:tc>
+        <w:tc>
+          <w:tcPr>
+            <w:tcW w:type="dxa" w:w="1440"/>
+          </w:tcPr>
+          <w:p>
+            <w:pPr>
+              <w:spacing w:after="40"/>
+              <w:jc w:val="right"/>
+            </w:pPr>
+            <w:r/>
+            <w:r>
+              <w:rPr>
+                <w:rFonts w:ascii="Arial" w:hAnsi="Arial"/>
+                <w:sz w:val="17"/>
+              </w:rPr>
+              <w:t>2.79</w:t>
+            </w:r>
+          </w:p>
+        </w:tc>
+      </w:tr>
+      <w:tr>
+        <w:tc>
+          <w:tcPr>
+            <w:tcW w:type="dxa" w:w="1728"/>
+            <w:shd w:val="clear" w:color="auto" w:fill="F2F5F8"/>
+          </w:tcPr>
+          <w:p>
+            <w:pPr>
+              <w:spacing w:after="40"/>
+            </w:pPr>
+            <w:r/>
+            <w:r>
+              <w:rPr>
+                <w:rFonts w:ascii="Arial" w:hAnsi="Arial"/>
+                <w:sz w:val="17"/>
+              </w:rPr>
+              <w:t>1300–1399</w:t>
+            </w:r>
+          </w:p>
+        </w:tc>
+        <w:tc>
+          <w:tcPr>
+            <w:tcW w:type="dxa" w:w="1584"/>
+            <w:shd w:val="clear" w:color="auto" w:fill="F2F5F8"/>
+          </w:tcPr>
+          <w:p>
+            <w:pPr>
+              <w:spacing w:after="40"/>
+              <w:jc w:val="right"/>
+            </w:pPr>
+            <w:r/>
+            <w:r>
+              <w:rPr>
+                <w:rFonts w:ascii="Arial" w:hAnsi="Arial"/>
+                <w:sz w:val="17"/>
+              </w:rPr>
+              <w:t>339</w:t>
+            </w:r>
+          </w:p>
+        </w:tc>
+        <w:tc>
+          <w:tcPr>
+            <w:tcW w:type="dxa" w:w="1584"/>
+            <w:shd w:val="clear" w:color="auto" w:fill="F2F5F8"/>
+          </w:tcPr>
+          <w:p>
+            <w:pPr>
+              <w:spacing w:after="40"/>
+              <w:jc w:val="right"/>
+            </w:pPr>
+            <w:r/>
+            <w:r>
+              <w:rPr>
+                <w:rFonts w:ascii="Arial" w:hAnsi="Arial"/>
+                <w:sz w:val="17"/>
+              </w:rPr>
+              <w:t>4.63</w:t>
+            </w:r>
+          </w:p>
+        </w:tc>
+        <w:tc>
+          <w:tcPr>
+            <w:tcW w:type="dxa" w:w="1584"/>
+            <w:shd w:val="clear" w:color="auto" w:fill="F2F5F8"/>
+          </w:tcPr>
+          <w:p>
+            <w:pPr>
+              <w:spacing w:after="40"/>
+              <w:jc w:val="right"/>
+            </w:pPr>
+            <w:r/>
+            <w:r>
+              <w:rPr>
+                <w:rFonts w:ascii="Arial" w:hAnsi="Arial"/>
+                <w:sz w:val="17"/>
+              </w:rPr>
+              <w:t>1.95</w:t>
+            </w:r>
+          </w:p>
+        </w:tc>
+        <w:tc>
+          <w:tcPr>
+            <w:tcW w:type="dxa" w:w="1440"/>
+            <w:shd w:val="clear" w:color="auto" w:fill="F2F5F8"/>
+          </w:tcPr>
+          <w:p>
+            <w:pPr>
+              <w:spacing w:after="40"/>
+              <w:jc w:val="right"/>
+            </w:pPr>
+            <w:r/>
+            <w:r>
+              <w:rPr>
+                <w:rFonts w:ascii="Arial" w:hAnsi="Arial"/>
+                <w:sz w:val="17"/>
+              </w:rPr>
+              <w:t>2.37</w:t>
+            </w:r>
+          </w:p>
+        </w:tc>
+      </w:tr>
+      <w:tr>
+        <w:tc>
+          <w:tcPr>
+            <w:tcW w:type="dxa" w:w="1728"/>
+          </w:tcPr>
+          <w:p>
+            <w:pPr>
+              <w:spacing w:after="40"/>
+            </w:pPr>
+            <w:r/>
+            <w:r>
+              <w:rPr>
+                <w:rFonts w:ascii="Arial" w:hAnsi="Arial"/>
+                <w:sz w:val="17"/>
+              </w:rPr>
               <w:t>1400–1499</w:t>
             </w:r>
           </w:p>
@@ -2791,7 +4363,7 @@
                 <w:rFonts w:ascii="Arial" w:hAnsi="Arial"/>
                 <w:sz w:val="17"/>
               </w:rPr>
-              <w:t>1,264</w:t>
+              <w:t>20,006</w:t>
             </w:r>
           </w:p>
         </w:tc>
@@ -2810,7 +4382,7 @@
                 <w:rFonts w:ascii="Arial" w:hAnsi="Arial"/>
                 <w:sz w:val="17"/>
               </w:rPr>
-              <w:t>6.02</w:t>
+              <w:t>5.56</w:t>
             </w:r>
           </w:p>
         </w:tc>
@@ -2829,7 +4401,7 @@
                 <w:rFonts w:ascii="Arial" w:hAnsi="Arial"/>
                 <w:sz w:val="17"/>
               </w:rPr>
-              <w:t>1.70</w:t>
+              <w:t>1.75</w:t>
             </w:r>
           </w:p>
         </w:tc>
@@ -2848,7 +4420,7 @@
                 <w:rFonts w:ascii="Arial" w:hAnsi="Arial"/>
                 <w:sz w:val="17"/>
               </w:rPr>
-              <w:t>3.54</w:t>
+              <w:t>3.18</w:t>
             </w:r>
           </w:p>
         </w:tc>
@@ -2889,7 +4461,7 @@
                 <w:rFonts w:ascii="Arial" w:hAnsi="Arial"/>
                 <w:sz w:val="17"/>
               </w:rPr>
-              <w:t>2,301</w:t>
+              <w:t>2,869</w:t>
             </w:r>
           </w:p>
         </w:tc>
@@ -2909,7 +4481,7 @@
                 <w:rFonts w:ascii="Arial" w:hAnsi="Arial"/>
                 <w:sz w:val="17"/>
               </w:rPr>
-              <w:t>5.92</w:t>
+              <w:t>5.83</w:t>
             </w:r>
           </w:p>
         </w:tc>
@@ -2949,7 +4521,7 @@
                 <w:rFonts w:ascii="Arial" w:hAnsi="Arial"/>
                 <w:sz w:val="17"/>
               </w:rPr>
-              <w:t>3.20</w:t>
+              <w:t>3.15</w:t>
             </w:r>
           </w:p>
         </w:tc>
@@ -2988,7 +4560,7 @@
                 <w:rFonts w:ascii="Arial" w:hAnsi="Arial"/>
                 <w:sz w:val="17"/>
               </w:rPr>
-              <w:t>5,678</w:t>
+              <w:t>375,342</w:t>
             </w:r>
           </w:p>
         </w:tc>
@@ -3007,7 +4579,7 @@
                 <w:rFonts w:ascii="Arial" w:hAnsi="Arial"/>
                 <w:sz w:val="17"/>
               </w:rPr>
-              <w:t>6.10</w:t>
+              <w:t>6.05</w:t>
             </w:r>
           </w:p>
         </w:tc>
@@ -3026,7 +4598,7 @@
                 <w:rFonts w:ascii="Arial" w:hAnsi="Arial"/>
                 <w:sz w:val="17"/>
               </w:rPr>
-              <w:t>1.95</w:t>
+              <w:t>2.15</w:t>
             </w:r>
           </w:p>
         </w:tc>
@@ -3045,7 +4617,7 @@
                 <w:rFonts w:ascii="Arial" w:hAnsi="Arial"/>
                 <w:sz w:val="17"/>
               </w:rPr>
-              <w:t>3.13</w:t>
+              <w:t>2.81</w:t>
             </w:r>
           </w:p>
         </w:tc>
@@ -3086,7 +4658,7 @@
                 <w:rFonts w:ascii="Arial" w:hAnsi="Arial"/>
                 <w:sz w:val="17"/>
               </w:rPr>
-              <w:t>685</w:t>
+              <w:t>3,883</w:t>
             </w:r>
           </w:p>
         </w:tc>
@@ -3106,7 +4678,7 @@
                 <w:rFonts w:ascii="Arial" w:hAnsi="Arial"/>
                 <w:sz w:val="17"/>
               </w:rPr>
-              <w:t>6.33</w:t>
+              <w:t>6.07</w:t>
             </w:r>
           </w:p>
         </w:tc>
@@ -3126,7 +4698,7 @@
                 <w:rFonts w:ascii="Arial" w:hAnsi="Arial"/>
                 <w:sz w:val="17"/>
               </w:rPr>
-              <w:t>2.35</w:t>
+              <w:t>2.40</w:t>
             </w:r>
           </w:p>
         </w:tc>
@@ -3146,7 +4718,7 @@
                 <w:rFonts w:ascii="Arial" w:hAnsi="Arial"/>
                 <w:sz w:val="17"/>
               </w:rPr>
-              <w:t>2.69</w:t>
+              <w:t>2.53</w:t>
             </w:r>
           </w:p>
         </w:tc>
@@ -3185,7 +4757,7 @@
                 <w:rFonts w:ascii="Arial" w:hAnsi="Arial"/>
                 <w:sz w:val="17"/>
               </w:rPr>
-              <w:t>5,003</w:t>
+              <w:t>51,518</w:t>
             </w:r>
           </w:p>
         </w:tc>
@@ -3204,7 +4776,7 @@
                 <w:rFonts w:ascii="Arial" w:hAnsi="Arial"/>
                 <w:sz w:val="17"/>
               </w:rPr>
-              <w:t>6.74</w:t>
+              <w:t>6.63</w:t>
             </w:r>
           </w:p>
         </w:tc>
@@ -3223,7 +4795,7 @@
                 <w:rFonts w:ascii="Arial" w:hAnsi="Arial"/>
                 <w:sz w:val="17"/>
               </w:rPr>
-              <w:t>2.45</w:t>
+              <w:t>2.60</w:t>
             </w:r>
           </w:p>
         </w:tc>
@@ -3242,7 +4814,7 @@
                 <w:rFonts w:ascii="Arial" w:hAnsi="Arial"/>
                 <w:sz w:val="17"/>
               </w:rPr>
-              <w:t>2.75</w:t>
+              <w:t>2.55</w:t>
             </w:r>
           </w:p>
         </w:tc>
@@ -3283,7 +4855,7 @@
                 <w:rFonts w:ascii="Arial" w:hAnsi="Arial"/>
                 <w:sz w:val="17"/>
               </w:rPr>
-              <w:t>397</w:t>
+              <w:t>1,658</w:t>
             </w:r>
           </w:p>
         </w:tc>
@@ -3303,7 +4875,7 @@
                 <w:rFonts w:ascii="Arial" w:hAnsi="Arial"/>
                 <w:sz w:val="17"/>
               </w:rPr>
-              <w:t>7.27</w:t>
+              <w:t>7.40</w:t>
             </w:r>
           </w:p>
         </w:tc>
@@ -3343,7 +4915,7 @@
                 <w:rFonts w:ascii="Arial" w:hAnsi="Arial"/>
                 <w:sz w:val="17"/>
               </w:rPr>
-              <w:t>2.64</w:t>
+              <w:t>2.69</w:t>
             </w:r>
           </w:p>
         </w:tc>
@@ -3382,7 +4954,7 @@
                 <w:rFonts w:ascii="Arial" w:hAnsi="Arial"/>
                 <w:sz w:val="17"/>
               </w:rPr>
-              <w:t>337</w:t>
+              <w:t>371</w:t>
             </w:r>
           </w:p>
         </w:tc>
@@ -3401,7 +4973,7 @@
                 <w:rFonts w:ascii="Arial" w:hAnsi="Arial"/>
                 <w:sz w:val="17"/>
               </w:rPr>
-              <w:t>7.10</w:t>
+              <w:t>7.12</w:t>
             </w:r>
           </w:p>
         </w:tc>
@@ -3420,7 +4992,7 @@
                 <w:rFonts w:ascii="Arial" w:hAnsi="Arial"/>
                 <w:sz w:val="17"/>
               </w:rPr>
-              <w:t>3.05</w:t>
+              <w:t>3.10</w:t>
             </w:r>
           </w:p>
         </w:tc>
@@ -3439,7 +5011,7 @@
                 <w:rFonts w:ascii="Arial" w:hAnsi="Arial"/>
                 <w:sz w:val="17"/>
               </w:rPr>
-              <w:t>2.33</w:t>
+              <w:t>2.30</w:t>
             </w:r>
           </w:p>
         </w:tc>
@@ -3480,7 +5052,7 @@
                 <w:rFonts w:ascii="Arial" w:hAnsi="Arial"/>
                 <w:sz w:val="17"/>
               </w:rPr>
-              <w:t>140</w:t>
+              <w:t>761</w:t>
             </w:r>
           </w:p>
         </w:tc>
@@ -3500,7 +5072,7 @@
                 <w:rFonts w:ascii="Arial" w:hAnsi="Arial"/>
                 <w:sz w:val="17"/>
               </w:rPr>
-              <w:t>8.04</w:t>
+              <w:t>8.17</w:t>
             </w:r>
           </w:p>
         </w:tc>
@@ -3520,7 +5092,7 @@
                 <w:rFonts w:ascii="Arial" w:hAnsi="Arial"/>
                 <w:sz w:val="17"/>
               </w:rPr>
-              <w:t>3.45</w:t>
+              <w:t>3.50</w:t>
             </w:r>
           </w:p>
         </w:tc>
@@ -3579,7 +5151,7 @@
                 <w:rFonts w:ascii="Arial" w:hAnsi="Arial"/>
                 <w:sz w:val="17"/>
               </w:rPr>
-              <w:t>508</w:t>
+              <w:t>6,716</w:t>
             </w:r>
           </w:p>
         </w:tc>
@@ -3598,7 +5170,7 @@
                 <w:rFonts w:ascii="Arial" w:hAnsi="Arial"/>
                 <w:sz w:val="17"/>
               </w:rPr>
-              <w:t>7.97</w:t>
+              <w:t>8.45</w:t>
             </w:r>
           </w:p>
         </w:tc>
@@ -3617,7 +5189,7 @@
                 <w:rFonts w:ascii="Arial" w:hAnsi="Arial"/>
                 <w:sz w:val="17"/>
               </w:rPr>
-              <w:t>3.60</w:t>
+              <w:t>3.80</w:t>
             </w:r>
           </w:p>
         </w:tc>
@@ -3636,7 +5208,7 @@
                 <w:rFonts w:ascii="Arial" w:hAnsi="Arial"/>
                 <w:sz w:val="17"/>
               </w:rPr>
-              <w:t>2.21</w:t>
+              <w:t>2.22</w:t>
             </w:r>
           </w:p>
         </w:tc>
@@ -3677,7 +5249,7 @@
                 <w:rFonts w:ascii="Arial" w:hAnsi="Arial"/>
                 <w:sz w:val="17"/>
               </w:rPr>
-              <w:t>143</w:t>
+              <w:t>276</w:t>
             </w:r>
           </w:p>
         </w:tc>
@@ -3697,7 +5269,7 @@
                 <w:rFonts w:ascii="Arial" w:hAnsi="Arial"/>
                 <w:sz w:val="17"/>
               </w:rPr>
-              <w:t>8.01</w:t>
+              <w:t>8.03</w:t>
             </w:r>
           </w:p>
         </w:tc>
@@ -3737,7 +5309,7 @@
                 <w:rFonts w:ascii="Arial" w:hAnsi="Arial"/>
                 <w:sz w:val="17"/>
               </w:rPr>
-              <w:t>2.08</w:t>
+              <w:t>2.09</w:t>
             </w:r>
           </w:p>
         </w:tc>
@@ -3757,7 +5329,7 @@
                 <w:rFonts w:ascii="Arial" w:hAnsi="Arial"/>
                 <w:sz w:val="17"/>
               </w:rPr>
-              <w:t>2500–2599</w:t>
+              <w:t>2400–2499</w:t>
             </w:r>
           </w:p>
         </w:tc>
@@ -3776,7 +5348,7 @@
                 <w:rFonts w:ascii="Arial" w:hAnsi="Arial"/>
                 <w:sz w:val="17"/>
               </w:rPr>
-              <w:t>148</w:t>
+              <w:t>227</w:t>
             </w:r>
           </w:p>
         </w:tc>
@@ -3795,7 +5367,7 @@
                 <w:rFonts w:ascii="Arial" w:hAnsi="Arial"/>
                 <w:sz w:val="17"/>
               </w:rPr>
-              <w:t>8.51</w:t>
+              <w:t>9.37</w:t>
             </w:r>
           </w:p>
         </w:tc>
@@ -3814,7 +5386,7 @@
                 <w:rFonts w:ascii="Arial" w:hAnsi="Arial"/>
                 <w:sz w:val="17"/>
               </w:rPr>
-              <w:t>4.58</w:t>
+              <w:t>4.55</w:t>
             </w:r>
           </w:p>
         </w:tc>
@@ -3833,7 +5405,7 @@
                 <w:rFonts w:ascii="Arial" w:hAnsi="Arial"/>
                 <w:sz w:val="17"/>
               </w:rPr>
-              <w:t>1.86</w:t>
+              <w:t>2.06</w:t>
             </w:r>
           </w:p>
         </w:tc>
@@ -3854,7 +5426,7 @@
                 <w:rFonts w:ascii="Arial" w:hAnsi="Arial"/>
                 <w:sz w:val="17"/>
               </w:rPr>
-              <w:t>3000–3099</w:t>
+              <w:t>2500–2599</w:t>
             </w:r>
           </w:p>
         </w:tc>
@@ -3874,7 +5446,7 @@
                 <w:rFonts w:ascii="Arial" w:hAnsi="Arial"/>
                 <w:sz w:val="17"/>
               </w:rPr>
-              <w:t>614</w:t>
+              <w:t>9,879</w:t>
             </w:r>
           </w:p>
         </w:tc>
@@ -3894,7 +5466,7 @@
                 <w:rFonts w:ascii="Arial" w:hAnsi="Arial"/>
                 <w:sz w:val="17"/>
               </w:rPr>
-              <w:t>11.73</w:t>
+              <w:t>9.63</w:t>
             </w:r>
           </w:p>
         </w:tc>
@@ -3914,6 +5486,103 @@
                 <w:rFonts w:ascii="Arial" w:hAnsi="Arial"/>
                 <w:sz w:val="17"/>
               </w:rPr>
+              <w:t>4.40</w:t>
+            </w:r>
+          </w:p>
+        </w:tc>
+        <w:tc>
+          <w:tcPr>
+            <w:tcW w:type="dxa" w:w="1440"/>
+            <w:shd w:val="clear" w:color="auto" w:fill="F2F5F8"/>
+          </w:tcPr>
+          <w:p>
+            <w:pPr>
+              <w:spacing w:after="40"/>
+              <w:jc w:val="right"/>
+            </w:pPr>
+            <w:r/>
+            <w:r>
+              <w:rPr>
+                <w:rFonts w:ascii="Arial" w:hAnsi="Arial"/>
+                <w:sz w:val="17"/>
+              </w:rPr>
+              <w:t>2.19</w:t>
+            </w:r>
+          </w:p>
+        </w:tc>
+      </w:tr>
+      <w:tr>
+        <w:tc>
+          <w:tcPr>
+            <w:tcW w:type="dxa" w:w="1728"/>
+          </w:tcPr>
+          <w:p>
+            <w:pPr>
+              <w:spacing w:after="40"/>
+            </w:pPr>
+            <w:r/>
+            <w:r>
+              <w:rPr>
+                <w:rFonts w:ascii="Arial" w:hAnsi="Arial"/>
+                <w:sz w:val="17"/>
+              </w:rPr>
+              <w:t>3000–3099</w:t>
+            </w:r>
+          </w:p>
+        </w:tc>
+        <w:tc>
+          <w:tcPr>
+            <w:tcW w:type="dxa" w:w="1584"/>
+          </w:tcPr>
+          <w:p>
+            <w:pPr>
+              <w:spacing w:after="40"/>
+              <w:jc w:val="right"/>
+            </w:pPr>
+            <w:r/>
+            <w:r>
+              <w:rPr>
+                <w:rFonts w:ascii="Arial" w:hAnsi="Arial"/>
+                <w:sz w:val="17"/>
+              </w:rPr>
+              <w:t>614</w:t>
+            </w:r>
+          </w:p>
+        </w:tc>
+        <w:tc>
+          <w:tcPr>
+            <w:tcW w:type="dxa" w:w="1584"/>
+          </w:tcPr>
+          <w:p>
+            <w:pPr>
+              <w:spacing w:after="40"/>
+              <w:jc w:val="right"/>
+            </w:pPr>
+            <w:r/>
+            <w:r>
+              <w:rPr>
+                <w:rFonts w:ascii="Arial" w:hAnsi="Arial"/>
+                <w:sz w:val="17"/>
+              </w:rPr>
+              <w:t>11.73</w:t>
+            </w:r>
+          </w:p>
+        </w:tc>
+        <w:tc>
+          <w:tcPr>
+            <w:tcW w:type="dxa" w:w="1584"/>
+          </w:tcPr>
+          <w:p>
+            <w:pPr>
+              <w:spacing w:after="40"/>
+              <w:jc w:val="right"/>
+            </w:pPr>
+            <w:r/>
+            <w:r>
+              <w:rPr>
+                <w:rFonts w:ascii="Arial" w:hAnsi="Arial"/>
+                <w:sz w:val="17"/>
+              </w:rPr>
               <w:t>7.62</w:t>
             </w:r>
           </w:p>
@@ -3921,7 +5590,6 @@
         <w:tc>
           <w:tcPr>
             <w:tcW w:type="dxa" w:w="1440"/>
-            <w:shd w:val="clear" w:color="auto" w:fill="F2F5F8"/>
           </w:tcPr>
           <w:p>
             <w:pPr>

--- a/docs/DriX8_Fuel_Methods.docx
+++ b/docs/DriX8_Fuel_Methods.docx
@@ -3154,7 +3154,546 @@
           <w:i w:val="0"/>
           <w:sz w:val="20"/>
         </w:rPr>
-        <w:t>Telemetry3 publishes a shaft RPM sensor reading, which would be the natural choice. It is faulted throughout the recorded period — reading zero or 65527 — so the PLC's thruster_rpm from vehicle_status is used instead. This is sound rather than a compromise: the DriX-8 drivetrain is direct drive, so shaft RPM equals engine RPM (the sole exception, the trawling motor, is no longer used). The extraction still records the faulted channel so the fault remains visible in the cache.</w:t>
+        <w:t>Telemetry3 publishes a shaft RPM sensor reading, which would be the natural choice. It is faulted — reading zero or 65527 — so the PLC's thruster_rpm from vehicle_status is used instead. This is sound rather than a compromise: the DriX-8 drivetrain is direct drive, so shaft RPM equals engine RPM (the sole exception, the trawling motor, is no longer used). The extraction still records the faulted channel so the fault remains visible in the cache.</w:t>
+      </w:r>
+    </w:p>
+    <w:p>
+      <w:pPr>
+        <w:spacing w:after="120"/>
+      </w:pPr>
+      <w:r>
+        <w:rPr>
+          <w:rFonts w:ascii="Arial" w:hAnsi="Arial"/>
+          <w:b w:val="0"/>
+          <w:i w:val="0"/>
+          <w:sz w:val="20"/>
+        </w:rPr>
+        <w:t>The vehicle says so itself, and the claim is now measured rather than asserted. Telemetry3 carries a shaft_sensor_rpm_fault flag; sweeping every decodable segment for STATE CHANGES on it — 1,396,577 samples across 16 recording sessions — the flag asserts 473 times in 10 of them.</w:t>
+      </w:r>
+    </w:p>
+    <w:tbl>
+      <w:tblPr>
+        <w:tblW w:type="auto" w:w="0"/>
+        <w:jc w:val="center"/>
+        <w:tblLayout w:type="fixed"/>
+        <w:tblLook w:firstColumn="1" w:firstRow="1" w:lastColumn="0" w:lastRow="0" w:noHBand="0" w:noVBand="1" w:val="04A0"/>
+      </w:tblPr>
+      <w:tblGrid>
+        <w:gridCol w:w="4680"/>
+        <w:gridCol w:w="4680"/>
+      </w:tblGrid>
+      <w:tr>
+        <w:tc>
+          <w:tcPr>
+            <w:tcW w:type="dxa" w:w="3168"/>
+            <w:shd w:val="clear" w:color="auto" w:fill="1F3B60"/>
+          </w:tcPr>
+          <w:p>
+            <w:pPr>
+              <w:spacing w:after="40"/>
+            </w:pPr>
+            <w:r/>
+            <w:r>
+              <w:rPr>
+                <w:rFonts w:ascii="Arial" w:hAnsi="Arial"/>
+                <w:b/>
+                <w:color w:val="FFFFFF"/>
+                <w:sz w:val="17"/>
+              </w:rPr>
+              <w:t>Session</w:t>
+            </w:r>
+          </w:p>
+        </w:tc>
+        <w:tc>
+          <w:tcPr>
+            <w:tcW w:type="dxa" w:w="2016"/>
+            <w:shd w:val="clear" w:color="auto" w:fill="1F3B60"/>
+          </w:tcPr>
+          <w:p>
+            <w:pPr>
+              <w:spacing w:after="40"/>
+              <w:jc w:val="right"/>
+            </w:pPr>
+            <w:r/>
+            <w:r>
+              <w:rPr>
+                <w:rFonts w:ascii="Arial" w:hAnsi="Arial"/>
+                <w:b/>
+                <w:color w:val="FFFFFF"/>
+                <w:sz w:val="17"/>
+              </w:rPr>
+              <w:t>Assertions</w:t>
+            </w:r>
+          </w:p>
+        </w:tc>
+      </w:tr>
+      <w:tr>
+        <w:tc>
+          <w:tcPr>
+            <w:tcW w:type="dxa" w:w="3168"/>
+          </w:tcPr>
+          <w:p>
+            <w:pPr>
+              <w:spacing w:after="40"/>
+            </w:pPr>
+            <w:r/>
+            <w:r>
+              <w:rPr>
+                <w:rFonts w:ascii="Arial" w:hAnsi="Arial"/>
+                <w:sz w:val="17"/>
+              </w:rPr>
+              <w:t>2026-08-06T00</w:t>
+            </w:r>
+          </w:p>
+        </w:tc>
+        <w:tc>
+          <w:tcPr>
+            <w:tcW w:type="dxa" w:w="2016"/>
+          </w:tcPr>
+          <w:p>
+            <w:pPr>
+              <w:spacing w:after="40"/>
+              <w:jc w:val="right"/>
+            </w:pPr>
+            <w:r/>
+            <w:r>
+              <w:rPr>
+                <w:rFonts w:ascii="Arial" w:hAnsi="Arial"/>
+                <w:sz w:val="17"/>
+              </w:rPr>
+              <w:t>70</w:t>
+            </w:r>
+          </w:p>
+        </w:tc>
+      </w:tr>
+      <w:tr>
+        <w:tc>
+          <w:tcPr>
+            <w:tcW w:type="dxa" w:w="3168"/>
+            <w:shd w:val="clear" w:color="auto" w:fill="F2F5F8"/>
+          </w:tcPr>
+          <w:p>
+            <w:pPr>
+              <w:spacing w:after="40"/>
+            </w:pPr>
+            <w:r/>
+            <w:r>
+              <w:rPr>
+                <w:rFonts w:ascii="Arial" w:hAnsi="Arial"/>
+                <w:sz w:val="17"/>
+              </w:rPr>
+              <w:t>2026-08-08T00</w:t>
+            </w:r>
+          </w:p>
+        </w:tc>
+        <w:tc>
+          <w:tcPr>
+            <w:tcW w:type="dxa" w:w="2016"/>
+            <w:shd w:val="clear" w:color="auto" w:fill="F2F5F8"/>
+          </w:tcPr>
+          <w:p>
+            <w:pPr>
+              <w:spacing w:after="40"/>
+              <w:jc w:val="right"/>
+            </w:pPr>
+            <w:r/>
+            <w:r>
+              <w:rPr>
+                <w:rFonts w:ascii="Arial" w:hAnsi="Arial"/>
+                <w:sz w:val="17"/>
+              </w:rPr>
+              <w:t>82</w:t>
+            </w:r>
+          </w:p>
+        </w:tc>
+      </w:tr>
+      <w:tr>
+        <w:tc>
+          <w:tcPr>
+            <w:tcW w:type="dxa" w:w="3168"/>
+          </w:tcPr>
+          <w:p>
+            <w:pPr>
+              <w:spacing w:after="40"/>
+            </w:pPr>
+            <w:r/>
+            <w:r>
+              <w:rPr>
+                <w:rFonts w:ascii="Arial" w:hAnsi="Arial"/>
+                <w:sz w:val="17"/>
+              </w:rPr>
+              <w:t>2026-08-11T00</w:t>
+            </w:r>
+          </w:p>
+        </w:tc>
+        <w:tc>
+          <w:tcPr>
+            <w:tcW w:type="dxa" w:w="2016"/>
+          </w:tcPr>
+          <w:p>
+            <w:pPr>
+              <w:spacing w:after="40"/>
+              <w:jc w:val="right"/>
+            </w:pPr>
+            <w:r/>
+            <w:r>
+              <w:rPr>
+                <w:rFonts w:ascii="Arial" w:hAnsi="Arial"/>
+                <w:sz w:val="17"/>
+              </w:rPr>
+              <w:t>25</w:t>
+            </w:r>
+          </w:p>
+        </w:tc>
+      </w:tr>
+      <w:tr>
+        <w:tc>
+          <w:tcPr>
+            <w:tcW w:type="dxa" w:w="3168"/>
+            <w:shd w:val="clear" w:color="auto" w:fill="F2F5F8"/>
+          </w:tcPr>
+          <w:p>
+            <w:pPr>
+              <w:spacing w:after="40"/>
+            </w:pPr>
+            <w:r/>
+            <w:r>
+              <w:rPr>
+                <w:rFonts w:ascii="Arial" w:hAnsi="Arial"/>
+                <w:sz w:val="17"/>
+              </w:rPr>
+              <w:t>2026-08-11T16</w:t>
+            </w:r>
+          </w:p>
+        </w:tc>
+        <w:tc>
+          <w:tcPr>
+            <w:tcW w:type="dxa" w:w="2016"/>
+            <w:shd w:val="clear" w:color="auto" w:fill="F2F5F8"/>
+          </w:tcPr>
+          <w:p>
+            <w:pPr>
+              <w:spacing w:after="40"/>
+              <w:jc w:val="right"/>
+            </w:pPr>
+            <w:r/>
+            <w:r>
+              <w:rPr>
+                <w:rFonts w:ascii="Arial" w:hAnsi="Arial"/>
+                <w:sz w:val="17"/>
+              </w:rPr>
+              <w:t>23</w:t>
+            </w:r>
+          </w:p>
+        </w:tc>
+      </w:tr>
+      <w:tr>
+        <w:tc>
+          <w:tcPr>
+            <w:tcW w:type="dxa" w:w="3168"/>
+          </w:tcPr>
+          <w:p>
+            <w:pPr>
+              <w:spacing w:after="40"/>
+            </w:pPr>
+            <w:r/>
+            <w:r>
+              <w:rPr>
+                <w:rFonts w:ascii="Arial" w:hAnsi="Arial"/>
+                <w:sz w:val="17"/>
+              </w:rPr>
+              <w:t>2026-08-12T00</w:t>
+            </w:r>
+          </w:p>
+        </w:tc>
+        <w:tc>
+          <w:tcPr>
+            <w:tcW w:type="dxa" w:w="2016"/>
+          </w:tcPr>
+          <w:p>
+            <w:pPr>
+              <w:spacing w:after="40"/>
+              <w:jc w:val="right"/>
+            </w:pPr>
+            <w:r/>
+            <w:r>
+              <w:rPr>
+                <w:rFonts w:ascii="Arial" w:hAnsi="Arial"/>
+                <w:sz w:val="17"/>
+              </w:rPr>
+              <w:t>87</w:t>
+            </w:r>
+          </w:p>
+        </w:tc>
+      </w:tr>
+      <w:tr>
+        <w:tc>
+          <w:tcPr>
+            <w:tcW w:type="dxa" w:w="3168"/>
+            <w:shd w:val="clear" w:color="auto" w:fill="F2F5F8"/>
+          </w:tcPr>
+          <w:p>
+            <w:pPr>
+              <w:spacing w:after="40"/>
+            </w:pPr>
+            <w:r/>
+            <w:r>
+              <w:rPr>
+                <w:rFonts w:ascii="Arial" w:hAnsi="Arial"/>
+                <w:sz w:val="17"/>
+              </w:rPr>
+              <w:t>2026-08-12T22</w:t>
+            </w:r>
+          </w:p>
+        </w:tc>
+        <w:tc>
+          <w:tcPr>
+            <w:tcW w:type="dxa" w:w="2016"/>
+            <w:shd w:val="clear" w:color="auto" w:fill="F2F5F8"/>
+          </w:tcPr>
+          <w:p>
+            <w:pPr>
+              <w:spacing w:after="40"/>
+              <w:jc w:val="right"/>
+            </w:pPr>
+            <w:r/>
+            <w:r>
+              <w:rPr>
+                <w:rFonts w:ascii="Arial" w:hAnsi="Arial"/>
+                <w:sz w:val="17"/>
+              </w:rPr>
+              <w:t>3</w:t>
+            </w:r>
+          </w:p>
+        </w:tc>
+      </w:tr>
+      <w:tr>
+        <w:tc>
+          <w:tcPr>
+            <w:tcW w:type="dxa" w:w="3168"/>
+          </w:tcPr>
+          <w:p>
+            <w:pPr>
+              <w:spacing w:after="40"/>
+            </w:pPr>
+            <w:r/>
+            <w:r>
+              <w:rPr>
+                <w:rFonts w:ascii="Arial" w:hAnsi="Arial"/>
+                <w:sz w:val="17"/>
+              </w:rPr>
+              <w:t>2026-08-13T00</w:t>
+            </w:r>
+          </w:p>
+        </w:tc>
+        <w:tc>
+          <w:tcPr>
+            <w:tcW w:type="dxa" w:w="2016"/>
+          </w:tcPr>
+          <w:p>
+            <w:pPr>
+              <w:spacing w:after="40"/>
+              <w:jc w:val="right"/>
+            </w:pPr>
+            <w:r/>
+            <w:r>
+              <w:rPr>
+                <w:rFonts w:ascii="Arial" w:hAnsi="Arial"/>
+                <w:sz w:val="17"/>
+              </w:rPr>
+              <w:t>5</w:t>
+            </w:r>
+          </w:p>
+        </w:tc>
+      </w:tr>
+      <w:tr>
+        <w:tc>
+          <w:tcPr>
+            <w:tcW w:type="dxa" w:w="3168"/>
+            <w:shd w:val="clear" w:color="auto" w:fill="F2F5F8"/>
+          </w:tcPr>
+          <w:p>
+            <w:pPr>
+              <w:spacing w:after="40"/>
+            </w:pPr>
+            <w:r/>
+            <w:r>
+              <w:rPr>
+                <w:rFonts w:ascii="Arial" w:hAnsi="Arial"/>
+                <w:sz w:val="17"/>
+              </w:rPr>
+              <w:t>2026-08-13T11</w:t>
+            </w:r>
+          </w:p>
+        </w:tc>
+        <w:tc>
+          <w:tcPr>
+            <w:tcW w:type="dxa" w:w="2016"/>
+            <w:shd w:val="clear" w:color="auto" w:fill="F2F5F8"/>
+          </w:tcPr>
+          <w:p>
+            <w:pPr>
+              <w:spacing w:after="40"/>
+              <w:jc w:val="right"/>
+            </w:pPr>
+            <w:r/>
+            <w:r>
+              <w:rPr>
+                <w:rFonts w:ascii="Arial" w:hAnsi="Arial"/>
+                <w:sz w:val="17"/>
+              </w:rPr>
+              <w:t>18</w:t>
+            </w:r>
+          </w:p>
+        </w:tc>
+      </w:tr>
+      <w:tr>
+        <w:tc>
+          <w:tcPr>
+            <w:tcW w:type="dxa" w:w="3168"/>
+          </w:tcPr>
+          <w:p>
+            <w:pPr>
+              <w:spacing w:after="40"/>
+            </w:pPr>
+            <w:r/>
+            <w:r>
+              <w:rPr>
+                <w:rFonts w:ascii="Arial" w:hAnsi="Arial"/>
+                <w:sz w:val="17"/>
+              </w:rPr>
+              <w:t>2026-08-14T00</w:t>
+            </w:r>
+          </w:p>
+        </w:tc>
+        <w:tc>
+          <w:tcPr>
+            <w:tcW w:type="dxa" w:w="2016"/>
+          </w:tcPr>
+          <w:p>
+            <w:pPr>
+              <w:spacing w:after="40"/>
+              <w:jc w:val="right"/>
+            </w:pPr>
+            <w:r/>
+            <w:r>
+              <w:rPr>
+                <w:rFonts w:ascii="Arial" w:hAnsi="Arial"/>
+                <w:sz w:val="17"/>
+              </w:rPr>
+              <w:t>126</w:t>
+            </w:r>
+          </w:p>
+        </w:tc>
+      </w:tr>
+      <w:tr>
+        <w:tc>
+          <w:tcPr>
+            <w:tcW w:type="dxa" w:w="3168"/>
+            <w:shd w:val="clear" w:color="auto" w:fill="F2F5F8"/>
+          </w:tcPr>
+          <w:p>
+            <w:pPr>
+              <w:spacing w:after="40"/>
+            </w:pPr>
+            <w:r/>
+            <w:r>
+              <w:rPr>
+                <w:rFonts w:ascii="Arial" w:hAnsi="Arial"/>
+                <w:sz w:val="17"/>
+              </w:rPr>
+              <w:t>2026-08-15T00</w:t>
+            </w:r>
+          </w:p>
+        </w:tc>
+        <w:tc>
+          <w:tcPr>
+            <w:tcW w:type="dxa" w:w="2016"/>
+            <w:shd w:val="clear" w:color="auto" w:fill="F2F5F8"/>
+          </w:tcPr>
+          <w:p>
+            <w:pPr>
+              <w:spacing w:after="40"/>
+              <w:jc w:val="right"/>
+            </w:pPr>
+            <w:r/>
+            <w:r>
+              <w:rPr>
+                <w:rFonts w:ascii="Arial" w:hAnsi="Arial"/>
+                <w:sz w:val="17"/>
+              </w:rPr>
+              <w:t>34</w:t>
+            </w:r>
+          </w:p>
+        </w:tc>
+      </w:tr>
+      <w:tr>
+        <w:tc>
+          <w:tcPr>
+            <w:tcW w:type="dxa" w:w="3168"/>
+          </w:tcPr>
+          <w:p>
+            <w:pPr>
+              <w:spacing w:after="40"/>
+            </w:pPr>
+            <w:r/>
+            <w:r>
+              <w:rPr>
+                <w:rFonts w:ascii="Arial" w:hAnsi="Arial"/>
+                <w:sz w:val="17"/>
+              </w:rPr>
+              <w:t>total</w:t>
+            </w:r>
+          </w:p>
+        </w:tc>
+        <w:tc>
+          <w:tcPr>
+            <w:tcW w:type="dxa" w:w="2016"/>
+          </w:tcPr>
+          <w:p>
+            <w:pPr>
+              <w:spacing w:after="40"/>
+              <w:jc w:val="right"/>
+            </w:pPr>
+            <w:r/>
+            <w:r>
+              <w:rPr>
+                <w:rFonts w:ascii="Arial" w:hAnsi="Arial"/>
+                <w:sz w:val="17"/>
+              </w:rPr>
+              <w:t>473 across 10 sessions</w:t>
+            </w:r>
+          </w:p>
+        </w:tc>
+      </w:tr>
+    </w:tbl>
+    <w:p>
+      <w:pPr>
+        <w:spacing w:after="200"/>
+      </w:pPr>
+      <w:r>
+        <w:rPr>
+          <w:rFonts w:ascii="Arial" w:hAnsi="Arial"/>
+          <w:b w:val="0"/>
+          <w:i/>
+          <w:color w:val="5B6B7A"/>
+          <w:sz w:val="16"/>
+        </w:rPr>
+        <w:t>Table 3 — Times the shaft-RPM fault flag went true, by session. Counted as EDGES, not samples: how many samples are faulted is a function of how long the vehicle ran, while how many times the flag asserts is a property of the sensor.</w:t>
+      </w:r>
+    </w:p>
+    <w:p>
+      <w:pPr>
+        <w:spacing w:after="120"/>
+      </w:pPr>
+      <w:r>
+        <w:rPr>
+          <w:rFonts w:ascii="Arial" w:hAnsi="Arial"/>
+          <w:b w:val="0"/>
+          <w:i w:val="0"/>
+          <w:sz w:val="20"/>
+        </w:rPr>
+        <w:t>The shape of that is worth more than the total. The fault is INTERMITTENT — it asserts and clears repeatedly within a session rather than latching — which is why a reader looking at a single snapshot of the channel can find it apparently healthy. A dead channel would be easier to notice and no worse to work around; a flickering one that is sometimes plausible is exactly the case for reading a different channel outright rather than filtering this one.</w:t>
       </w:r>
     </w:p>
     <w:p>
@@ -3821,7 +4360,7 @@
           <w:color w:val="5B6B7A"/>
           <w:sz w:val="16"/>
         </w:rPr>
-        <w:t>Table 3 — Cruise criteria. Course unwrapping matters: without it a heading crossing 360° reads as a 360° excursion and every northerly leg would be discarded.</w:t>
+        <w:t>Table 4 — Cruise criteria. Course unwrapping matters: without it a heading crossing 360° reads as a 360° excursion and every northerly leg would be discarded.</w:t>
       </w:r>
     </w:p>
     <w:p>
@@ -3846,6 +4385,497 @@
         <w:t>Station-keeping is retained separately — engine on, 800–1200 rpm, fuel rate above 0.3 L/h. It is deliberately excluded from the cruise fit: at those revolutions the propeller is loaded quite differently and the vehicle is not making way, so including it would bend the cruise curve toward a regime it does not describe. It is reported on its own as the idle and station-keeping burn.</w:t>
       </w:r>
     </w:p>
+    <w:p>
+      <w:pPr>
+        <w:pStyle w:val="Heading2"/>
+      </w:pPr>
+      <w:r>
+        <w:t>4.3  The physics guard — when the flow meter itself lies</w:t>
+      </w:r>
+    </w:p>
+    <w:p>
+      <w:pPr>
+        <w:spacing w:after="120"/>
+      </w:pPr>
+      <w:r>
+        <w:rPr>
+          <w:rFonts w:ascii="Arial" w:hAnsi="Arial"/>
+          <w:b w:val="0"/>
+          <w:i w:val="0"/>
+          <w:sz w:val="20"/>
+        </w:rPr>
+        <w:t>Everything above assumes the flow meter is telling the truth. In August 2026 it twice did not, and neither fault was visible to the criteria in §4.1: the readings were steady, straight and fast enough to look like textbook cruise. Both were caught only by comparing a sample against what the same engine speed burns everywhere else.</w:t>
+      </w:r>
+    </w:p>
+    <w:tbl>
+      <w:tblPr>
+        <w:tblW w:type="auto" w:w="0"/>
+        <w:jc w:val="center"/>
+        <w:tblLayout w:type="fixed"/>
+        <w:tblLook w:firstColumn="1" w:firstRow="1" w:lastColumn="0" w:lastRow="0" w:noHBand="0" w:noVBand="1" w:val="04A0"/>
+      </w:tblPr>
+      <w:tblGrid>
+        <w:gridCol w:w="2340"/>
+        <w:gridCol w:w="2340"/>
+        <w:gridCol w:w="2340"/>
+        <w:gridCol w:w="2340"/>
+      </w:tblGrid>
+      <w:tr>
+        <w:tc>
+          <w:tcPr>
+            <w:tcW w:type="dxa" w:w="1656"/>
+            <w:shd w:val="clear" w:color="auto" w:fill="1F3B60"/>
+          </w:tcPr>
+          <w:p>
+            <w:pPr>
+              <w:spacing w:after="40"/>
+            </w:pPr>
+            <w:r/>
+            <w:r>
+              <w:rPr>
+                <w:rFonts w:ascii="Arial" w:hAnsi="Arial"/>
+                <w:b/>
+                <w:color w:val="FFFFFF"/>
+                <w:sz w:val="17"/>
+              </w:rPr>
+              <w:t>Session</w:t>
+            </w:r>
+          </w:p>
+        </w:tc>
+        <w:tc>
+          <w:tcPr>
+            <w:tcW w:type="dxa" w:w="2304"/>
+            <w:shd w:val="clear" w:color="auto" w:fill="1F3B60"/>
+          </w:tcPr>
+          <w:p>
+            <w:pPr>
+              <w:spacing w:after="40"/>
+            </w:pPr>
+            <w:r/>
+            <w:r>
+              <w:rPr>
+                <w:rFonts w:ascii="Arial" w:hAnsi="Arial"/>
+                <w:b/>
+                <w:color w:val="FFFFFF"/>
+                <w:sz w:val="17"/>
+              </w:rPr>
+              <w:t>Symptom</w:t>
+            </w:r>
+          </w:p>
+        </w:tc>
+        <w:tc>
+          <w:tcPr>
+            <w:tcW w:type="dxa" w:w="2448"/>
+            <w:shd w:val="clear" w:color="auto" w:fill="1F3B60"/>
+          </w:tcPr>
+          <w:p>
+            <w:pPr>
+              <w:spacing w:after="40"/>
+            </w:pPr>
+            <w:r/>
+            <w:r>
+              <w:rPr>
+                <w:rFonts w:ascii="Arial" w:hAnsi="Arial"/>
+                <w:b/>
+                <w:color w:val="FFFFFF"/>
+                <w:sz w:val="17"/>
+              </w:rPr>
+              <w:t>Where</w:t>
+            </w:r>
+          </w:p>
+        </w:tc>
+        <w:tc>
+          <w:tcPr>
+            <w:tcW w:type="dxa" w:w="2664"/>
+            <w:shd w:val="clear" w:color="auto" w:fill="1F3B60"/>
+          </w:tcPr>
+          <w:p>
+            <w:pPr>
+              <w:spacing w:after="40"/>
+            </w:pPr>
+            <w:r/>
+            <w:r>
+              <w:rPr>
+                <w:rFonts w:ascii="Arial" w:hAnsi="Arial"/>
+                <w:b/>
+                <w:color w:val="FFFFFF"/>
+                <w:sz w:val="17"/>
+              </w:rPr>
+              <w:t>Character</w:t>
+            </w:r>
+          </w:p>
+        </w:tc>
+      </w:tr>
+      <w:tr>
+        <w:tc>
+          <w:tcPr>
+            <w:tcW w:type="dxa" w:w="1656"/>
+          </w:tcPr>
+          <w:p>
+            <w:pPr>
+              <w:spacing w:after="40"/>
+            </w:pPr>
+            <w:r/>
+            <w:r>
+              <w:rPr>
+                <w:rFonts w:ascii="Arial" w:hAnsi="Arial"/>
+                <w:sz w:val="17"/>
+              </w:rPr>
+              <w:t>2026-08-14</w:t>
+            </w:r>
+          </w:p>
+        </w:tc>
+        <w:tc>
+          <w:tcPr>
+            <w:tcW w:type="dxa" w:w="2304"/>
+          </w:tcPr>
+          <w:p>
+            <w:pPr>
+              <w:spacing w:after="40"/>
+            </w:pPr>
+            <w:r/>
+            <w:r>
+              <w:rPr>
+                <w:rFonts w:ascii="Arial" w:hAnsi="Arial"/>
+                <w:sz w:val="17"/>
+              </w:rPr>
+              <w:t>12–14 L/h at 1889 rpm and 4.1 kt</w:t>
+            </w:r>
+          </w:p>
+        </w:tc>
+        <w:tc>
+          <w:tcPr>
+            <w:tcW w:type="dxa" w:w="2448"/>
+          </w:tcPr>
+          <w:p>
+            <w:pPr>
+              <w:spacing w:after="40"/>
+            </w:pPr>
+            <w:r/>
+            <w:r>
+              <w:rPr>
+                <w:rFonts w:ascii="Arial" w:hAnsi="Arial"/>
+                <w:sz w:val="17"/>
+              </w:rPr>
+              <w:t>19:27–19:55Z and 19:58–20:34Z, plus two isolated samples</w:t>
+            </w:r>
+          </w:p>
+        </w:tc>
+        <w:tc>
+          <w:tcPr>
+            <w:tcW w:type="dxa" w:w="2664"/>
+          </w:tcPr>
+          <w:p>
+            <w:pPr>
+              <w:spacing w:after="40"/>
+            </w:pPr>
+            <w:r/>
+            <w:r>
+              <w:rPr>
+                <w:rFonts w:ascii="Arial" w:hAnsi="Arial"/>
+                <w:sz w:val="17"/>
+              </w:rPr>
+              <w:t>4.6× the burn at those revs — not a physically reachable operating point</w:t>
+            </w:r>
+          </w:p>
+        </w:tc>
+      </w:tr>
+      <w:tr>
+        <w:tc>
+          <w:tcPr>
+            <w:tcW w:type="dxa" w:w="1656"/>
+            <w:shd w:val="clear" w:color="auto" w:fill="F2F5F8"/>
+          </w:tcPr>
+          <w:p>
+            <w:pPr>
+              <w:spacing w:after="40"/>
+            </w:pPr>
+            <w:r/>
+            <w:r>
+              <w:rPr>
+                <w:rFonts w:ascii="Arial" w:hAnsi="Arial"/>
+                <w:sz w:val="17"/>
+              </w:rPr>
+              <w:t>2026-08-15</w:t>
+            </w:r>
+          </w:p>
+        </w:tc>
+        <w:tc>
+          <w:tcPr>
+            <w:tcW w:type="dxa" w:w="2304"/>
+            <w:shd w:val="clear" w:color="auto" w:fill="F2F5F8"/>
+          </w:tcPr>
+          <w:p>
+            <w:pPr>
+              <w:spacing w:after="40"/>
+            </w:pPr>
+            <w:r/>
+            <w:r>
+              <w:rPr>
+                <w:rFonts w:ascii="Arial" w:hAnsi="Arial"/>
+                <w:sz w:val="17"/>
+              </w:rPr>
+              <w:t>exactly 0.00 L/h with the engine running</w:t>
+            </w:r>
+          </w:p>
+        </w:tc>
+        <w:tc>
+          <w:tcPr>
+            <w:tcW w:type="dxa" w:w="2448"/>
+            <w:shd w:val="clear" w:color="auto" w:fill="F2F5F8"/>
+          </w:tcPr>
+          <w:p>
+            <w:pPr>
+              <w:spacing w:after="40"/>
+            </w:pPr>
+            <w:r/>
+            <w:r>
+              <w:rPr>
+                <w:rFonts w:ascii="Arial" w:hAnsi="Arial"/>
+                <w:sz w:val="17"/>
+              </w:rPr>
+              <w:t>00:49–15:36Z</w:t>
+            </w:r>
+          </w:p>
+        </w:tc>
+        <w:tc>
+          <w:tcPr>
+            <w:tcW w:type="dxa" w:w="2664"/>
+            <w:shd w:val="clear" w:color="auto" w:fill="F2F5F8"/>
+          </w:tcPr>
+          <w:p>
+            <w:pPr>
+              <w:spacing w:after="40"/>
+            </w:pPr>
+            <w:r/>
+            <w:r>
+              <w:rPr>
+                <w:rFonts w:ascii="Arial" w:hAnsi="Arial"/>
+                <w:sz w:val="17"/>
+              </w:rPr>
+              <w:t>most of a session, not a burst — the opposite tail of the same instrument</w:t>
+            </w:r>
+          </w:p>
+        </w:tc>
+      </w:tr>
+    </w:tbl>
+    <w:p>
+      <w:pPr>
+        <w:spacing w:after="200"/>
+      </w:pPr>
+      <w:r>
+        <w:rPr>
+          <w:rFonts w:ascii="Arial" w:hAnsi="Arial"/>
+          <w:b w:val="0"/>
+          <w:i/>
+          <w:color w:val="5B6B7A"/>
+          <w:sz w:val="16"/>
+        </w:rPr>
+        <w:t>Table 5 — The two flow-meter faults the guard exists to reject. Timestamps are from the extracted caches; the fault flags in Table 3 do NOT mark either of these, which is the point — the PLC did not consider the meter unhealthy.</w:t>
+      </w:r>
+    </w:p>
+    <w:p>
+      <w:pPr>
+        <w:spacing w:after="120"/>
+      </w:pPr>
+      <w:r>
+        <w:rPr>
+          <w:rFonts w:ascii="Arial" w:hAnsi="Arial"/>
+          <w:b w:val="0"/>
+          <w:i w:val="0"/>
+          <w:sz w:val="20"/>
+        </w:rPr>
+        <w:t>The guard is that a cruise sample's fuel rate must agree with what the same RPM burns across the whole record. Median and MAD are taken over the POOLED bins so that one bad session cannot define its own normal, and the threshold is deliberately loose — 6 MAD — because it exists to reject the physically impossible, not to tidy the scatter that sea state and loading legitimately produce. It removes 14,373 samples (4.0 h) from a pool of 489,215.</w:t>
+      </w:r>
+    </w:p>
+    <w:tbl>
+      <w:tblPr>
+        <w:tblW w:type="auto" w:w="0"/>
+        <w:jc w:val="center"/>
+        <w:tblLook w:firstColumn="1" w:firstRow="1" w:lastColumn="0" w:lastRow="0" w:noHBand="0" w:noVBand="1" w:val="04A0"/>
+      </w:tblPr>
+      <w:tblGrid>
+        <w:gridCol w:w="9360"/>
+      </w:tblGrid>
+      <w:tr>
+        <w:trPr>
+          <w:cantSplit/>
+        </w:trPr>
+        <w:tc>
+          <w:tcPr>
+            <w:tcW w:type="dxa" w:w="9072"/>
+            <w:shd w:val="clear" w:color="auto" w:fill="EEF3F9"/>
+          </w:tcPr>
+          <w:p>
+            <w:pPr>
+              <w:spacing w:after="40"/>
+            </w:pPr>
+            <w:r/>
+            <w:r>
+              <w:rPr>
+                <w:rFonts w:ascii="Arial" w:hAnsi="Arial"/>
+                <w:b/>
+                <w:color w:val="1F3B60"/>
+                <w:sz w:val="19"/>
+              </w:rPr>
+              <w:t>Why this is not a filter of convenience</w:t>
+            </w:r>
+          </w:p>
+          <w:p>
+            <w:pPr>
+              <w:spacing w:after="40"/>
+            </w:pPr>
+            <w:r>
+              <w:rPr>
+                <w:rFonts w:ascii="Arial" w:hAnsi="Arial"/>
+                <w:sz w:val="18"/>
+              </w:rPr>
+              <w:t>Rejecting data that disagrees with a model is how a fit is made to look better than it is. Two things keep this honest. The comparison is against the OTHER SESSIONS at the same engine speed, not against the fitted curve, so the guard cannot pull the answer toward itself. And the rejections are reported per session at build time rather than silently absorbed — if a future day loses a large fraction, that is a finding about the instrument and it will be visible here rather than buried.</w:t>
+            </w:r>
+          </w:p>
+        </w:tc>
+      </w:tr>
+    </w:tbl>
+    <w:p>
+      <w:pPr>
+        <w:spacing w:after="120"/>
+      </w:pPr>
+      <w:r>
+        <w:rPr>
+          <w:rFonts w:ascii="Arial" w:hAnsi="Arial"/>
+          <w:b w:val="0"/>
+          <w:i w:val="0"/>
+          <w:sz w:val="20"/>
+        </w:rPr>
+        <w:t>The consequence for the fit was not small. Before the guard, the 16-session refit reported an efficiency shift of up to 11.8% against the previous curve and the comparison tool refused it outright as too large to adopt blind. That refusal was correct: the shift was being driven by the corrupt session rather than by the two-and-a-half orders of magnitude more data. Diagnosing it, rather than accepting or overriding the refusal, is what made the refit adoptable.</w:t>
+      </w:r>
+    </w:p>
+    <w:p>
+      <w:pPr>
+        <w:pStyle w:val="Heading2"/>
+      </w:pPr>
+      <w:r>
+        <w:t>4.4  What else the PLC reported, and what it did not</w:t>
+      </w:r>
+    </w:p>
+    <w:p>
+      <w:pPr>
+        <w:spacing w:after="120"/>
+      </w:pPr>
+      <w:r>
+        <w:rPr>
+          <w:rFonts w:ascii="Arial" w:hAnsi="Arial"/>
+          <w:b w:val="0"/>
+          <w:i w:val="0"/>
+          <w:sz w:val="20"/>
+        </w:rPr>
+        <w:t>The same sweep that measured the shaft fault covers every fault, alarm and detector boolean Telemetry3 carries — 40 fields over 1,396,577 samples. Across the whole record only two ever left their normal state:</w:t>
+      </w:r>
+    </w:p>
+    <w:p>
+      <w:pPr>
+        <w:pStyle w:val="ListBullet"/>
+        <w:spacing w:after="60"/>
+      </w:pPr>
+      <w:r>
+        <w:rPr>
+          <w:rFonts w:ascii="Arial" w:hAnsi="Arial"/>
+          <w:b/>
+          <w:sz w:val="20"/>
+        </w:rPr>
+        <w:t xml:space="preserve">shaft_sensor_rpm_fault. </w:t>
+      </w:r>
+      <w:r>
+        <w:rPr>
+          <w:rFonts w:ascii="Arial" w:hAnsi="Arial"/>
+          <w:sz w:val="20"/>
+        </w:rPr>
+        <w:t>473 assertions, §2.1.</w:t>
+      </w:r>
+    </w:p>
+    <w:p>
+      <w:pPr>
+        <w:pStyle w:val="ListBullet"/>
+        <w:spacing w:after="60"/>
+      </w:pPr>
+      <w:r>
+        <w:rPr>
+          <w:rFonts w:ascii="Arial" w:hAnsi="Arial"/>
+          <w:b/>
+          <w:sz w:val="20"/>
+        </w:rPr>
+        <w:t xml:space="preserve">water_in_engine_compartment. </w:t>
+      </w:r>
+      <w:r>
+        <w:rPr>
+          <w:rFonts w:ascii="Arial" w:hAnsi="Arial"/>
+          <w:sz w:val="20"/>
+        </w:rPr>
+        <w:t>One transition, 2026-08-14 15:07:11Z, cleared one second later. A single sample: a sensor blip rather than water in the bilge, and readable as such only because the clearing edge was recorded alongside the assertion.</w:t>
+      </w:r>
+    </w:p>
+    <w:p>
+      <w:pPr>
+        <w:spacing w:after="120"/>
+      </w:pPr>
+      <w:r>
+        <w:rPr>
+          <w:rFonts w:ascii="Arial" w:hAnsi="Arial"/>
+          <w:b w:val="0"/>
+          <w:i w:val="0"/>
+          <w:sz w:val="20"/>
+        </w:rPr>
+        <w:t>Everything else — every engine alarm and warning, oil pressure, coolant and exhaust temperature faults, both smoke detectors, the electrical-compartment water detector, all humidity and temperature alarms — held normal throughout.</w:t>
+      </w:r>
+    </w:p>
+    <w:tbl>
+      <w:tblPr>
+        <w:tblW w:type="auto" w:w="0"/>
+        <w:jc w:val="center"/>
+        <w:tblLook w:firstColumn="1" w:firstRow="1" w:lastColumn="0" w:lastRow="0" w:noHBand="0" w:noVBand="1" w:val="04A0"/>
+      </w:tblPr>
+      <w:tblGrid>
+        <w:gridCol w:w="9360"/>
+      </w:tblGrid>
+      <w:tr>
+        <w:trPr>
+          <w:cantSplit/>
+        </w:trPr>
+        <w:tc>
+          <w:tcPr>
+            <w:tcW w:type="dxa" w:w="9072"/>
+            <w:shd w:val="clear" w:color="auto" w:fill="FDF3E0"/>
+          </w:tcPr>
+          <w:p>
+            <w:pPr>
+              <w:spacing w:after="40"/>
+            </w:pPr>
+            <w:r/>
+            <w:r>
+              <w:rPr>
+                <w:rFonts w:ascii="Arial" w:hAnsi="Arial"/>
+                <w:b/>
+                <w:color w:val="9A6400"/>
+                <w:sz w:val="19"/>
+              </w:rPr>
+              <w:t>The fuel alarms never fired, and that is a bound rather than a reassurance</w:t>
+            </w:r>
+          </w:p>
+          <w:p>
+            <w:pPr>
+              <w:spacing w:after="40"/>
+            </w:pPr>
+            <w:r>
+              <w:rPr>
+                <w:rFonts w:ascii="Arial" w:hAnsi="Arial"/>
+                <w:sz w:val="18"/>
+              </w:rPr>
+              <w:t>All six fuel booleans stayed false for the entire record: the low and very-low level alarms, the level-sensor fault, both fuel-in-water detectors and water-in-fuel. That includes the deepest drawdown in the data — 34% indicated at 2026-08-14 13:41:40Z, immediately before a refuel. So the low-level threshold sits somewhere below 34%, which is under the reserve band this planner operates in: the PLC's own alarm would not warn an operator at the reserve floor, and the gauge-denominated verdict in §6.2 is doing that work alone. It also does not establish that the alarm WORKS — a boolean that never leaves false across 1,396,577 samples is equally consistent with a correctly armed alarm that had no reason to fire and with a dead one. Only a run that trips it can tell those apart.</w:t>
+            </w:r>
+          </w:p>
+        </w:tc>
+      </w:tr>
+    </w:tbl>
     <w:p>
       <w:pPr>
         <w:pStyle w:val="Heading1"/>
@@ -5620,7 +6650,7 @@
           <w:color w:val="5B6B7A"/>
           <w:sz w:val="16"/>
         </w:rPr>
-        <w:t>Table 4 — The bin medians the fits are computed over. Bin count and contents change as data accumulates; this table is regenerated with the document.</w:t>
+        <w:t>Table 5 — The bin medians the fits are computed over. Bin count and contents change as data accumulates; this table is regenerated with the document.</w:t>
       </w:r>
     </w:p>
     <w:p>
@@ -6244,7 +7274,7 @@
           <w:color w:val="5B6B7A"/>
           <w:sz w:val="16"/>
         </w:rPr>
-        <w:t>Table 5 — Cycle shape and the limits around it, read from currents.py at build time.</w:t>
+        <w:t>Table 6 — Cycle shape and the limits around it, read from currents.py at build time.</w:t>
       </w:r>
     </w:p>
     <w:p>
@@ -6551,7 +7581,7 @@
           <w:color w:val="5B6B7A"/>
           <w:sz w:val="16"/>
         </w:rPr>
-        <w:t>Table 6 — Measured on dbofs_20260813_t00z across 258 samples (2026-08-13), reproducible with tools/projection_accuracy.py. Flat out to three cycles because a tide repeats rather than decays. At the bay entrance, where it runs to 2.2 kt, a projection lands within 0.27 kt while persistence is wrong by the whole tide.</w:t>
+        <w:t>Table 7 — Measured on dbofs_20260813_t00z across 258 samples (2026-08-13), reproducible with tools/projection_accuracy.py. Flat out to three cycles because a tide repeats rather than decays. At the bay entrance, where it runs to 2.2 kt, a projection lands within 0.27 kt while persistence is wrong by the whole tide.</w:t>
       </w:r>
     </w:p>
     <w:p>
@@ -6985,7 +8015,7 @@
           <w:color w:val="5B6B7A"/>
           <w:sz w:val="16"/>
         </w:rPr>
-        <w:t>Table 7 — Transcript against dbofs_20260813_t00z. The clock is identical in all three: a current moves the fuel and never the time.</w:t>
+        <w:t>Table 8 — Transcript against dbofs_20260813_t00z. The clock is identical in all three: a current moves the fuel and never the time.</w:t>
       </w:r>
     </w:p>
     <w:p>
